--- a/Backend/Director_Disclosure/Output_Disclosures/2024-25/ADANI_HYDRO_ENERGY_FOUR_LIMITED/MBP-1/MBP1_Gurudutt_Ramkrishna_Bhatt_09221753.docx
+++ b/Backend/Director_Disclosure/Output_Disclosures/2024-25/ADANI_HYDRO_ENERGY_FOUR_LIMITED/MBP-1/MBP1_Gurudutt_Ramkrishna_Bhatt_09221753.docx
@@ -93,242 +93,17 @@
     </w:p>
     <w:p>
       <w:pPr>
-        <w:spacing w:before="0" w:after="0"/>
-        <w:jc w:val="left"/>
-      </w:pPr>
-      <w:r>
-        <w:rPr>
-          <w:rFonts w:ascii="Adani" w:hAnsi="Adani"/>
-          <w:b w:val="0"/>
-          <w:sz w:val="20"/>
-          <w:u w:val="none"/>
-        </w:rPr>
-        <w:t>ADANI SOLAR ENERGY JODHPUR FOUR LIMITED</w:t>
-      </w:r>
-    </w:p>
-    <w:p>
-      <w:pPr>
-        <w:spacing w:before="0" w:after="0"/>
-        <w:jc w:val="left"/>
-      </w:pPr>
-      <w:r>
-        <w:rPr>
-          <w:rFonts w:ascii="Adani" w:hAnsi="Adani"/>
-          <w:b w:val="0"/>
-          <w:sz w:val="20"/>
-          <w:u w:val="none"/>
-        </w:rPr>
-        <w:t>ADANI RENEWABLE ENERGY FIFTY EIGHT LIMITED</w:t>
-      </w:r>
-    </w:p>
-    <w:p>
-      <w:pPr>
-        <w:spacing w:before="0" w:after="0"/>
-        <w:jc w:val="left"/>
-      </w:pPr>
-      <w:r>
-        <w:rPr>
-          <w:rFonts w:ascii="Adani" w:hAnsi="Adani"/>
-          <w:b w:val="0"/>
-          <w:sz w:val="20"/>
-          <w:u w:val="none"/>
-        </w:rPr>
-        <w:t>ADANI HYDRO ENERGY FOUR LIMITED</w:t>
-      </w:r>
-    </w:p>
-    <w:p>
-      <w:pPr>
-        <w:spacing w:before="0" w:after="0"/>
-        <w:jc w:val="left"/>
-      </w:pPr>
-      <w:r>
-        <w:rPr>
-          <w:rFonts w:ascii="Adani" w:hAnsi="Adani"/>
-          <w:b w:val="0"/>
-          <w:sz w:val="20"/>
-          <w:u w:val="none"/>
-        </w:rPr>
-        <w:t>ADANI HYDRO ENERGY TWO LIMITED</w:t>
-      </w:r>
-    </w:p>
-    <w:p>
-      <w:pPr>
-        <w:spacing w:before="0" w:after="0"/>
-        <w:jc w:val="left"/>
-      </w:pPr>
-      <w:r>
-        <w:rPr>
-          <w:rFonts w:ascii="Adani" w:hAnsi="Adani"/>
-          <w:b w:val="0"/>
-          <w:sz w:val="20"/>
-          <w:u w:val="none"/>
-        </w:rPr>
-        <w:t>ADANI HYDRO ENERGY ONE LIMITED</w:t>
-      </w:r>
-    </w:p>
-    <w:p>
-      <w:pPr>
-        <w:spacing w:before="0" w:after="0"/>
-        <w:jc w:val="left"/>
-      </w:pPr>
-      <w:r>
-        <w:rPr>
-          <w:rFonts w:ascii="Adani" w:hAnsi="Adani"/>
-          <w:b w:val="0"/>
-          <w:sz w:val="20"/>
-          <w:u w:val="none"/>
-        </w:rPr>
-        <w:t>ADANI HYDRO ENERGY THREE LIMITED</w:t>
-      </w:r>
-    </w:p>
-    <w:p>
-      <w:pPr>
-        <w:spacing w:before="0" w:after="0"/>
-        <w:jc w:val="left"/>
-      </w:pPr>
-      <w:r>
-        <w:rPr>
-          <w:rFonts w:ascii="Adani" w:hAnsi="Adani"/>
-          <w:b w:val="0"/>
-          <w:sz w:val="20"/>
-          <w:u w:val="none"/>
-        </w:rPr>
-        <w:t>ADANI HYDRO ENERGY FIVE LIMITED</w:t>
-      </w:r>
-    </w:p>
-    <w:p>
-      <w:pPr>
-        <w:spacing w:before="0" w:after="0"/>
-        <w:jc w:val="left"/>
-      </w:pPr>
-      <w:r>
-        <w:rPr>
-          <w:rFonts w:ascii="Adani" w:hAnsi="Adani"/>
-          <w:b w:val="0"/>
-          <w:sz w:val="20"/>
-          <w:u w:val="none"/>
-        </w:rPr>
-        <w:t>ADANI RENEWABLE ENERGY TWENTY TWO PRIVATE LIMITED</w:t>
-      </w:r>
-    </w:p>
-    <w:p>
-      <w:pPr>
-        <w:spacing w:before="0" w:after="0"/>
-        <w:jc w:val="left"/>
-      </w:pPr>
-      <w:r>
-        <w:rPr>
-          <w:rFonts w:ascii="Adani" w:hAnsi="Adani"/>
-          <w:b w:val="0"/>
-          <w:sz w:val="20"/>
-          <w:u w:val="none"/>
-        </w:rPr>
-        <w:t>ADANI SOLAR ENERGY JODHPUR TEN LIMITED</w:t>
-      </w:r>
-    </w:p>
-    <w:p>
-      <w:pPr>
-        <w:spacing w:before="0" w:after="0"/>
-        <w:jc w:val="left"/>
-      </w:pPr>
-      <w:r>
-        <w:rPr>
-          <w:rFonts w:ascii="Adani" w:hAnsi="Adani"/>
-          <w:b w:val="0"/>
-          <w:sz w:val="20"/>
-          <w:u w:val="none"/>
-        </w:rPr>
-        <w:t>ADANI RENEWABLE ENERGY THIRTY FOUR PRIVATE LIMITED</w:t>
-      </w:r>
-    </w:p>
-    <w:p>
-      <w:pPr>
-        <w:spacing w:before="0" w:after="0"/>
-        <w:jc w:val="left"/>
-      </w:pPr>
-      <w:r>
-        <w:rPr>
-          <w:rFonts w:ascii="Adani" w:hAnsi="Adani"/>
-          <w:b w:val="0"/>
-          <w:sz w:val="20"/>
-          <w:u w:val="none"/>
-        </w:rPr>
-        <w:t>ADANI SOLAR ENERGY JODHPUR EIGHT LIMITED</w:t>
-      </w:r>
-    </w:p>
-    <w:p>
-      <w:pPr>
-        <w:spacing w:before="0" w:after="0"/>
-        <w:jc w:val="left"/>
-      </w:pPr>
-      <w:r>
-        <w:rPr>
-          <w:rFonts w:ascii="Adani" w:hAnsi="Adani"/>
-          <w:b w:val="0"/>
-          <w:sz w:val="20"/>
-          <w:u w:val="none"/>
-        </w:rPr>
-        <w:t>ADANI RENEWABLE ENERGY TWENTY FOUR PRIVATE LIMITED</w:t>
-      </w:r>
-    </w:p>
-    <w:p>
-      <w:pPr>
-        <w:spacing w:before="0" w:after="0"/>
-        <w:jc w:val="left"/>
-      </w:pPr>
-      <w:r>
-        <w:rPr>
-          <w:rFonts w:ascii="Adani" w:hAnsi="Adani"/>
-          <w:b w:val="0"/>
-          <w:sz w:val="20"/>
-          <w:u w:val="none"/>
-        </w:rPr>
-        <w:t>ADANI RENEWABLE ENERGY TWENTY SIX PRIVATE LIMITED</w:t>
-      </w:r>
-    </w:p>
-    <w:p>
-      <w:pPr>
-        <w:spacing w:before="0" w:after="0"/>
-        <w:jc w:val="left"/>
-      </w:pPr>
-      <w:r>
-        <w:rPr>
-          <w:rFonts w:ascii="Adani" w:hAnsi="Adani"/>
-          <w:b w:val="0"/>
-          <w:sz w:val="20"/>
-          <w:u w:val="none"/>
-        </w:rPr>
-        <w:t>ADANI RENEWABLE ENERGY TWENTY EIGHT PRIVATE LIMITED</w:t>
-      </w:r>
-    </w:p>
-    <w:p>
-      <w:pPr>
-        <w:spacing w:before="0" w:after="0"/>
-        <w:jc w:val="left"/>
-      </w:pPr>
-      <w:r>
-        <w:rPr>
-          <w:rFonts w:ascii="Adani" w:hAnsi="Adani"/>
-          <w:b w:val="0"/>
-          <w:sz w:val="20"/>
-          <w:u w:val="none"/>
-        </w:rPr>
-        <w:t>ADANI SOLAR ENERGY JODHPUR NINE LIMITED</w:t>
-      </w:r>
-    </w:p>
-    <w:p>
-      <w:pPr>
         <w:spacing w:before="0" w:after="160"/>
         <w:jc w:val="left"/>
       </w:pPr>
       <w:r>
         <w:rPr>
           <w:rFonts w:ascii="Adani" w:hAnsi="Adani"/>
-          <w:b w:val="0"/>
+          <w:b/>
           <w:sz w:val="20"/>
           <w:u w:val="none"/>
         </w:rPr>
-        <w:t>ADANI RENEWABLE ENERGY TWENTY THREE PRIVATE LIMITED</w:t>
+        <w:t>ADANI HYDRO ENERGY FOUR LIMITED</w:t>
       </w:r>
     </w:p>
     <w:p>
@@ -1040,7 +815,7 @@
                 <w:sz w:val="18"/>
                 <w:u w:val="none"/>
               </w:rPr>
-              <w:t>ADANI HYDRO ENERGY TWO LIMITED</w:t>
+              <w:t>ADANI HYDRO ENERGY ONE LIMITED</w:t>
             </w:r>
           </w:p>
         </w:tc>
@@ -1182,7 +957,7 @@
                 <w:sz w:val="18"/>
                 <w:u w:val="none"/>
               </w:rPr>
-              <w:t>ADANI HYDRO ENERGY ONE LIMITED</w:t>
+              <w:t>ADANI HYDRO ENERGY THREE LIMITED</w:t>
             </w:r>
           </w:p>
         </w:tc>
@@ -1324,7 +1099,7 @@
                 <w:sz w:val="18"/>
                 <w:u w:val="none"/>
               </w:rPr>
-              <w:t>ADANI HYDRO ENERGY THREE LIMITED</w:t>
+              <w:t>ADANI HYDRO ENERGY TWO LIMITED</w:t>
             </w:r>
           </w:p>
         </w:tc>
@@ -1608,7 +1383,7 @@
                 <w:sz w:val="18"/>
                 <w:u w:val="none"/>
               </w:rPr>
-              <w:t>ADANI RENEWABLE ENERGY TWENTY TWO PRIVATE LIMITED</w:t>
+              <w:t>ADANI RENEWABLE ENERGY TWENTY THREE PRIVATE LIMITED</w:t>
             </w:r>
           </w:p>
         </w:tc>
@@ -1750,7 +1525,7 @@
                 <w:sz w:val="18"/>
                 <w:u w:val="none"/>
               </w:rPr>
-              <w:t>ADANI SOLAR ENERGY JODHPUR TEN LIMITED</w:t>
+              <w:t>ADANI RENEWABLE ENERGY TWENTY TWO PRIVATE LIMITED</w:t>
             </w:r>
           </w:p>
         </w:tc>
@@ -2176,7 +1951,7 @@
                 <w:sz w:val="18"/>
                 <w:u w:val="none"/>
               </w:rPr>
-              <w:t>ADANI RENEWABLE ENERGY TWENTY FOUR PRIVATE LIMITED</w:t>
+              <w:t>ADANI SOLAR ENERGY JODHPUR NINE LIMITED</w:t>
             </w:r>
           </w:p>
         </w:tc>
@@ -2318,7 +2093,7 @@
                 <w:sz w:val="18"/>
                 <w:u w:val="none"/>
               </w:rPr>
-              <w:t>ADANI RENEWABLE ENERGY TWENTY SIX PRIVATE LIMITED</w:t>
+              <w:t>ADANI RENEWABLE ENERGY TWENTY FOUR PRIVATE LIMITED</w:t>
             </w:r>
           </w:p>
         </w:tc>
@@ -2460,7 +2235,7 @@
                 <w:sz w:val="18"/>
                 <w:u w:val="none"/>
               </w:rPr>
-              <w:t>ADANI RENEWABLE ENERGY TWENTY EIGHT PRIVATE LIMITED</w:t>
+              <w:t>ADANI SOLAR ENERGY JODHPUR TEN LIMITED</w:t>
             </w:r>
           </w:p>
         </w:tc>
@@ -2602,7 +2377,7 @@
                 <w:sz w:val="18"/>
                 <w:u w:val="none"/>
               </w:rPr>
-              <w:t>ADANI SOLAR ENERGY JODHPUR NINE LIMITED</w:t>
+              <w:t>ADANI RENEWABLE ENERGY TWENTY SIX PRIVATE LIMITED</w:t>
             </w:r>
           </w:p>
         </w:tc>
@@ -2744,7 +2519,7 @@
                 <w:sz w:val="18"/>
                 <w:u w:val="none"/>
               </w:rPr>
-              <w:t>ADANI RENEWABLE ENERGY TWENTY THREE PRIVATE LIMITED</w:t>
+              <w:t>ADANI RENEWABLE ENERGY TWENTY EIGHT PRIVATE LIMITED</w:t>
             </w:r>
           </w:p>
         </w:tc>
@@ -3065,7 +2840,7 @@
                 <w:sz w:val="18"/>
                 <w:u w:val="none"/>
               </w:rPr>
-              <w:t>Date:   07th May, 2026</w:t>
+              <w:t>Date:   15th May, 2026</w:t>
             </w:r>
           </w:p>
         </w:tc>
@@ -3331,174 +3106,441 @@
         <w:t>:</w:t>
       </w:r>
     </w:p>
-    <w:p>
-      <w:pPr>
-        <w:pStyle w:val="ListNumber"/>
-        <w:spacing w:before="0" w:after="40"/>
-        <w:ind w:left="720"/>
-      </w:pPr>
-      <w:r>
-        <w:rPr>
-          <w:rFonts w:ascii="Adani" w:hAnsi="Adani"/>
-          <w:b w:val="0"/>
-          <w:sz w:val="20"/>
-          <w:u w:val="none"/>
-        </w:rPr>
-        <w:t>Father</w:t>
-        <w:tab/>
-        <w:tab/>
-        <w:t>:</w:t>
-        <w:tab/>
-        <w:t>NIL</w:t>
-      </w:r>
-    </w:p>
-    <w:p>
-      <w:pPr>
-        <w:pStyle w:val="ListNumber"/>
-        <w:spacing w:before="0" w:after="40"/>
-        <w:ind w:left="720"/>
-      </w:pPr>
-      <w:r>
-        <w:rPr>
-          <w:rFonts w:ascii="Adani" w:hAnsi="Adani"/>
-          <w:b w:val="0"/>
-          <w:sz w:val="20"/>
-          <w:u w:val="none"/>
-        </w:rPr>
-        <w:t>Mother</w:t>
-        <w:tab/>
-        <w:tab/>
-        <w:t>:</w:t>
-        <w:tab/>
-        <w:t>NIL</w:t>
-      </w:r>
-    </w:p>
-    <w:p>
-      <w:pPr>
-        <w:pStyle w:val="ListNumber"/>
-        <w:spacing w:before="0" w:after="40"/>
-        <w:ind w:left="720"/>
-      </w:pPr>
-      <w:r>
-        <w:rPr>
-          <w:rFonts w:ascii="Adani" w:hAnsi="Adani"/>
-          <w:b w:val="0"/>
-          <w:sz w:val="20"/>
-          <w:u w:val="none"/>
-        </w:rPr>
-        <w:t>Son</w:t>
-        <w:tab/>
-        <w:tab/>
-        <w:t>:</w:t>
-        <w:tab/>
-        <w:t>NIL</w:t>
-      </w:r>
-    </w:p>
-    <w:p>
-      <w:pPr>
-        <w:pStyle w:val="ListNumber"/>
-        <w:spacing w:before="0" w:after="40"/>
-        <w:ind w:left="720"/>
-      </w:pPr>
-      <w:r>
-        <w:rPr>
-          <w:rFonts w:ascii="Adani" w:hAnsi="Adani"/>
-          <w:b w:val="0"/>
-          <w:sz w:val="20"/>
-          <w:u w:val="none"/>
-        </w:rPr>
-        <w:t>Son's Wife</w:t>
-        <w:tab/>
-        <w:tab/>
-        <w:t>:</w:t>
-        <w:tab/>
-        <w:t>NIL</w:t>
-      </w:r>
-    </w:p>
-    <w:p>
-      <w:pPr>
-        <w:pStyle w:val="ListNumber"/>
-        <w:spacing w:before="0" w:after="40"/>
-        <w:ind w:left="720"/>
-      </w:pPr>
-      <w:r>
-        <w:rPr>
-          <w:rFonts w:ascii="Adani" w:hAnsi="Adani"/>
-          <w:b w:val="0"/>
-          <w:sz w:val="20"/>
-          <w:u w:val="none"/>
-        </w:rPr>
-        <w:t>Daughter</w:t>
-        <w:tab/>
-        <w:tab/>
-        <w:t>:</w:t>
-        <w:tab/>
-        <w:t>NIL</w:t>
-      </w:r>
-    </w:p>
-    <w:p>
-      <w:pPr>
-        <w:pStyle w:val="ListNumber"/>
-        <w:spacing w:before="0" w:after="40"/>
-        <w:ind w:left="720"/>
-      </w:pPr>
-      <w:r>
-        <w:rPr>
-          <w:rFonts w:ascii="Adani" w:hAnsi="Adani"/>
-          <w:b w:val="0"/>
-          <w:sz w:val="20"/>
-          <w:u w:val="none"/>
-        </w:rPr>
-        <w:t>Daughter's Husband</w:t>
-        <w:tab/>
-        <w:tab/>
-        <w:t>:</w:t>
-        <w:tab/>
-        <w:t>NIL</w:t>
-      </w:r>
-    </w:p>
-    <w:p>
-      <w:pPr>
-        <w:pStyle w:val="ListNumber"/>
-        <w:spacing w:before="0" w:after="40"/>
-        <w:ind w:left="720"/>
-      </w:pPr>
-      <w:r>
-        <w:rPr>
-          <w:rFonts w:ascii="Adani" w:hAnsi="Adani"/>
-          <w:b w:val="0"/>
-          <w:sz w:val="20"/>
-          <w:u w:val="none"/>
-        </w:rPr>
-        <w:t>Brother</w:t>
-        <w:tab/>
-        <w:tab/>
-        <w:t>:</w:t>
-        <w:tab/>
-        <w:t>NIL</w:t>
-      </w:r>
-    </w:p>
-    <w:p>
-      <w:pPr>
-        <w:pStyle w:val="ListNumber"/>
-        <w:spacing w:before="0" w:after="40"/>
-        <w:ind w:left="720"/>
-      </w:pPr>
-      <w:r>
-        <w:rPr>
-          <w:rFonts w:ascii="Adani" w:hAnsi="Adani"/>
-          <w:b w:val="0"/>
-          <w:sz w:val="20"/>
-          <w:u w:val="none"/>
-        </w:rPr>
-        <w:t>Sister</w:t>
-        <w:tab/>
-        <w:tab/>
-        <w:t>:</w:t>
-        <w:tab/>
-        <w:t>NIL</w:t>
-      </w:r>
-    </w:p>
+    <w:tbl>
+      <w:tblPr>
+        <w:tblW w:type="auto" w:w="0"/>
+        <w:jc w:val="left"/>
+        <w:tblLook w:firstColumn="1" w:firstRow="1" w:lastColumn="0" w:lastRow="0" w:noHBand="0" w:noVBand="1" w:val="04A0"/>
+      </w:tblPr>
+      <w:tblGrid>
+        <w:gridCol w:w="4536"/>
+        <w:gridCol w:w="4536"/>
+      </w:tblGrid>
+      <w:tr>
+        <w:tc>
+          <w:tcPr>
+            <w:tcW w:type="dxa" w:w="4536"/>
+            <w:tcBorders>
+              <w:top w:val="none"/>
+              <w:bottom w:val="none"/>
+              <w:left w:val="none"/>
+              <w:right w:val="none"/>
+            </w:tcBorders>
+          </w:tcPr>
+          <w:p>
+            <w:pPr>
+              <w:ind w:left="720"/>
+            </w:pPr>
+            <w:r>
+              <w:rPr>
+                <w:rFonts w:ascii="Adani" w:hAnsi="Adani"/>
+                <w:b w:val="0"/>
+                <w:sz w:val="20"/>
+                <w:u w:val="none"/>
+              </w:rPr>
+              <w:t>1.</w:t>
+              <w:tab/>
+              <w:t>Father</w:t>
+              <w:tab/>
+              <w:t>:</w:t>
+            </w:r>
+          </w:p>
+        </w:tc>
+        <w:tc>
+          <w:tcPr>
+            <w:tcW w:type="dxa" w:w="4536"/>
+            <w:tcBorders>
+              <w:top w:val="none"/>
+              <w:bottom w:val="none"/>
+              <w:left w:val="none"/>
+              <w:right w:val="none"/>
+            </w:tcBorders>
+          </w:tcPr>
+          <w:p>
+            <w:r>
+              <w:rPr>
+                <w:rFonts w:ascii="Adani" w:hAnsi="Adani"/>
+                <w:b w:val="0"/>
+                <w:sz w:val="20"/>
+                <w:u w:val="none"/>
+              </w:rPr>
+              <w:t>NIL</w:t>
+            </w:r>
+          </w:p>
+        </w:tc>
+      </w:tr>
+      <w:tr>
+        <w:tc>
+          <w:tcPr>
+            <w:tcW w:type="dxa" w:w="4536"/>
+            <w:tcBorders>
+              <w:top w:val="none"/>
+              <w:bottom w:val="none"/>
+              <w:left w:val="none"/>
+              <w:right w:val="none"/>
+            </w:tcBorders>
+          </w:tcPr>
+          <w:p>
+            <w:pPr>
+              <w:ind w:left="720"/>
+            </w:pPr>
+            <w:r>
+              <w:rPr>
+                <w:rFonts w:ascii="Adani" w:hAnsi="Adani"/>
+                <w:b w:val="0"/>
+                <w:sz w:val="20"/>
+                <w:u w:val="none"/>
+              </w:rPr>
+              <w:t>2.</w:t>
+              <w:tab/>
+              <w:t>Mother</w:t>
+              <w:tab/>
+              <w:t>:</w:t>
+            </w:r>
+          </w:p>
+        </w:tc>
+        <w:tc>
+          <w:tcPr>
+            <w:tcW w:type="dxa" w:w="4536"/>
+            <w:tcBorders>
+              <w:top w:val="none"/>
+              <w:bottom w:val="none"/>
+              <w:left w:val="none"/>
+              <w:right w:val="none"/>
+            </w:tcBorders>
+          </w:tcPr>
+          <w:p>
+            <w:r>
+              <w:rPr>
+                <w:rFonts w:ascii="Adani" w:hAnsi="Adani"/>
+                <w:b w:val="0"/>
+                <w:sz w:val="20"/>
+                <w:u w:val="none"/>
+              </w:rPr>
+              <w:t>NIL</w:t>
+            </w:r>
+          </w:p>
+        </w:tc>
+      </w:tr>
+      <w:tr>
+        <w:tc>
+          <w:tcPr>
+            <w:tcW w:type="dxa" w:w="4536"/>
+            <w:tcBorders>
+              <w:top w:val="none"/>
+              <w:bottom w:val="none"/>
+              <w:left w:val="none"/>
+              <w:right w:val="none"/>
+            </w:tcBorders>
+          </w:tcPr>
+          <w:p>
+            <w:pPr>
+              <w:ind w:left="720"/>
+            </w:pPr>
+            <w:r>
+              <w:rPr>
+                <w:rFonts w:ascii="Adani" w:hAnsi="Adani"/>
+                <w:b w:val="0"/>
+                <w:sz w:val="20"/>
+                <w:u w:val="none"/>
+              </w:rPr>
+              <w:t>3.</w:t>
+              <w:tab/>
+              <w:t>Son</w:t>
+              <w:tab/>
+              <w:t>:</w:t>
+            </w:r>
+          </w:p>
+        </w:tc>
+        <w:tc>
+          <w:tcPr>
+            <w:tcW w:type="dxa" w:w="4536"/>
+            <w:tcBorders>
+              <w:top w:val="none"/>
+              <w:bottom w:val="none"/>
+              <w:left w:val="none"/>
+              <w:right w:val="none"/>
+            </w:tcBorders>
+          </w:tcPr>
+          <w:p>
+            <w:r>
+              <w:rPr>
+                <w:rFonts w:ascii="Adani" w:hAnsi="Adani"/>
+                <w:b w:val="0"/>
+                <w:sz w:val="20"/>
+                <w:u w:val="none"/>
+              </w:rPr>
+              <w:t>NIL</w:t>
+            </w:r>
+          </w:p>
+        </w:tc>
+      </w:tr>
+      <w:tr>
+        <w:tc>
+          <w:tcPr>
+            <w:tcW w:type="dxa" w:w="4536"/>
+            <w:tcBorders>
+              <w:top w:val="none"/>
+              <w:bottom w:val="none"/>
+              <w:left w:val="none"/>
+              <w:right w:val="none"/>
+            </w:tcBorders>
+          </w:tcPr>
+          <w:p>
+            <w:pPr>
+              <w:ind w:left="720"/>
+            </w:pPr>
+            <w:r>
+              <w:rPr>
+                <w:rFonts w:ascii="Adani" w:hAnsi="Adani"/>
+                <w:b w:val="0"/>
+                <w:sz w:val="20"/>
+                <w:u w:val="none"/>
+              </w:rPr>
+              <w:t>4.</w:t>
+              <w:tab/>
+              <w:t>Son's Wife</w:t>
+              <w:tab/>
+              <w:t>:</w:t>
+            </w:r>
+          </w:p>
+        </w:tc>
+        <w:tc>
+          <w:tcPr>
+            <w:tcW w:type="dxa" w:w="4536"/>
+            <w:tcBorders>
+              <w:top w:val="none"/>
+              <w:bottom w:val="none"/>
+              <w:left w:val="none"/>
+              <w:right w:val="none"/>
+            </w:tcBorders>
+          </w:tcPr>
+          <w:p>
+            <w:r>
+              <w:rPr>
+                <w:rFonts w:ascii="Adani" w:hAnsi="Adani"/>
+                <w:b w:val="0"/>
+                <w:sz w:val="20"/>
+                <w:u w:val="none"/>
+              </w:rPr>
+              <w:t>NIL</w:t>
+            </w:r>
+          </w:p>
+        </w:tc>
+      </w:tr>
+      <w:tr>
+        <w:tc>
+          <w:tcPr>
+            <w:tcW w:type="dxa" w:w="4536"/>
+            <w:tcBorders>
+              <w:top w:val="none"/>
+              <w:bottom w:val="none"/>
+              <w:left w:val="none"/>
+              <w:right w:val="none"/>
+            </w:tcBorders>
+          </w:tcPr>
+          <w:p>
+            <w:pPr>
+              <w:ind w:left="720"/>
+            </w:pPr>
+            <w:r>
+              <w:rPr>
+                <w:rFonts w:ascii="Adani" w:hAnsi="Adani"/>
+                <w:b w:val="0"/>
+                <w:sz w:val="20"/>
+                <w:u w:val="none"/>
+              </w:rPr>
+              <w:t>5.</w:t>
+              <w:tab/>
+              <w:t>Daughter</w:t>
+              <w:tab/>
+              <w:t>:</w:t>
+            </w:r>
+          </w:p>
+        </w:tc>
+        <w:tc>
+          <w:tcPr>
+            <w:tcW w:type="dxa" w:w="4536"/>
+            <w:tcBorders>
+              <w:top w:val="none"/>
+              <w:bottom w:val="none"/>
+              <w:left w:val="none"/>
+              <w:right w:val="none"/>
+            </w:tcBorders>
+          </w:tcPr>
+          <w:p>
+            <w:r>
+              <w:rPr>
+                <w:rFonts w:ascii="Adani" w:hAnsi="Adani"/>
+                <w:b w:val="0"/>
+                <w:sz w:val="20"/>
+                <w:u w:val="none"/>
+              </w:rPr>
+              <w:t>NIL</w:t>
+            </w:r>
+          </w:p>
+        </w:tc>
+      </w:tr>
+      <w:tr>
+        <w:tc>
+          <w:tcPr>
+            <w:tcW w:type="dxa" w:w="4536"/>
+            <w:tcBorders>
+              <w:top w:val="none"/>
+              <w:bottom w:val="none"/>
+              <w:left w:val="none"/>
+              <w:right w:val="none"/>
+            </w:tcBorders>
+          </w:tcPr>
+          <w:p>
+            <w:pPr>
+              <w:ind w:left="720"/>
+            </w:pPr>
+            <w:r>
+              <w:rPr>
+                <w:rFonts w:ascii="Adani" w:hAnsi="Adani"/>
+                <w:b w:val="0"/>
+                <w:sz w:val="20"/>
+                <w:u w:val="none"/>
+              </w:rPr>
+              <w:t>6.</w:t>
+              <w:tab/>
+              <w:t>Daughter's Husband</w:t>
+              <w:tab/>
+              <w:t>:</w:t>
+            </w:r>
+          </w:p>
+        </w:tc>
+        <w:tc>
+          <w:tcPr>
+            <w:tcW w:type="dxa" w:w="4536"/>
+            <w:tcBorders>
+              <w:top w:val="none"/>
+              <w:bottom w:val="none"/>
+              <w:left w:val="none"/>
+              <w:right w:val="none"/>
+            </w:tcBorders>
+          </w:tcPr>
+          <w:p>
+            <w:r>
+              <w:rPr>
+                <w:rFonts w:ascii="Adani" w:hAnsi="Adani"/>
+                <w:b w:val="0"/>
+                <w:sz w:val="20"/>
+                <w:u w:val="none"/>
+              </w:rPr>
+              <w:t>NIL</w:t>
+            </w:r>
+          </w:p>
+        </w:tc>
+      </w:tr>
+      <w:tr>
+        <w:tc>
+          <w:tcPr>
+            <w:tcW w:type="dxa" w:w="4536"/>
+            <w:tcBorders>
+              <w:top w:val="none"/>
+              <w:bottom w:val="none"/>
+              <w:left w:val="none"/>
+              <w:right w:val="none"/>
+            </w:tcBorders>
+          </w:tcPr>
+          <w:p>
+            <w:pPr>
+              <w:ind w:left="720"/>
+            </w:pPr>
+            <w:r>
+              <w:rPr>
+                <w:rFonts w:ascii="Adani" w:hAnsi="Adani"/>
+                <w:b w:val="0"/>
+                <w:sz w:val="20"/>
+                <w:u w:val="none"/>
+              </w:rPr>
+              <w:t>7.</w:t>
+              <w:tab/>
+              <w:t>Brother</w:t>
+              <w:tab/>
+              <w:t>:</w:t>
+            </w:r>
+          </w:p>
+        </w:tc>
+        <w:tc>
+          <w:tcPr>
+            <w:tcW w:type="dxa" w:w="4536"/>
+            <w:tcBorders>
+              <w:top w:val="none"/>
+              <w:bottom w:val="none"/>
+              <w:left w:val="none"/>
+              <w:right w:val="none"/>
+            </w:tcBorders>
+          </w:tcPr>
+          <w:p>
+            <w:r>
+              <w:rPr>
+                <w:rFonts w:ascii="Adani" w:hAnsi="Adani"/>
+                <w:b w:val="0"/>
+                <w:sz w:val="20"/>
+                <w:u w:val="none"/>
+              </w:rPr>
+              <w:t>NIL</w:t>
+            </w:r>
+          </w:p>
+        </w:tc>
+      </w:tr>
+      <w:tr>
+        <w:tc>
+          <w:tcPr>
+            <w:tcW w:type="dxa" w:w="4536"/>
+            <w:tcBorders>
+              <w:top w:val="none"/>
+              <w:bottom w:val="none"/>
+              <w:left w:val="none"/>
+              <w:right w:val="none"/>
+            </w:tcBorders>
+          </w:tcPr>
+          <w:p>
+            <w:pPr>
+              <w:ind w:left="720"/>
+            </w:pPr>
+            <w:r>
+              <w:rPr>
+                <w:rFonts w:ascii="Adani" w:hAnsi="Adani"/>
+                <w:b w:val="0"/>
+                <w:sz w:val="20"/>
+                <w:u w:val="none"/>
+              </w:rPr>
+              <w:t>8.</w:t>
+              <w:tab/>
+              <w:t>Sister</w:t>
+              <w:tab/>
+              <w:t>:</w:t>
+            </w:r>
+          </w:p>
+        </w:tc>
+        <w:tc>
+          <w:tcPr>
+            <w:tcW w:type="dxa" w:w="4536"/>
+            <w:tcBorders>
+              <w:top w:val="none"/>
+              <w:bottom w:val="none"/>
+              <w:left w:val="none"/>
+              <w:right w:val="none"/>
+            </w:tcBorders>
+          </w:tcPr>
+          <w:p>
+            <w:r>
+              <w:rPr>
+                <w:rFonts w:ascii="Adani" w:hAnsi="Adani"/>
+                <w:b w:val="0"/>
+                <w:sz w:val="20"/>
+                <w:u w:val="none"/>
+              </w:rPr>
+              <w:t>NIL</w:t>
+            </w:r>
+          </w:p>
+        </w:tc>
+      </w:tr>
+    </w:tbl>
     <w:p/>
     <w:p>
       <w:pPr>
@@ -3835,7 +3877,7 @@
                 <w:sz w:val="18"/>
                 <w:u w:val="none"/>
               </w:rPr>
-              <w:t>Date:   07th May, 2026</w:t>
+              <w:t>Date:   15th May, 2026</w:t>
             </w:r>
           </w:p>
         </w:tc>
@@ -3996,7 +4038,7 @@
           <w:sz w:val="20"/>
           <w:u w:val="none"/>
         </w:rPr>
-        <w:t>07th May, 2026</w:t>
+        <w:t>15th May, 2026</w:t>
       </w:r>
     </w:p>
     <w:p>
@@ -4086,21 +4128,6 @@
           <w:sz w:val="20"/>
           <w:u w:val="none"/>
         </w:rPr>
-        <w:t>ADANI HYDRO ENERGY TWO LIMITED</w:t>
-      </w:r>
-    </w:p>
-    <w:p>
-      <w:pPr>
-        <w:spacing w:before="0" w:after="20"/>
-        <w:jc w:val="left"/>
-      </w:pPr>
-      <w:r>
-        <w:rPr>
-          <w:rFonts w:ascii="Adani" w:hAnsi="Adani"/>
-          <w:b/>
-          <w:sz w:val="20"/>
-          <w:u w:val="none"/>
-        </w:rPr>
         <w:t>ADANI HYDRO ENERGY ONE LIMITED</w:t>
       </w:r>
     </w:p>
@@ -4131,6 +4158,21 @@
           <w:sz w:val="20"/>
           <w:u w:val="none"/>
         </w:rPr>
+        <w:t>ADANI HYDRO ENERGY TWO LIMITED</w:t>
+      </w:r>
+    </w:p>
+    <w:p>
+      <w:pPr>
+        <w:spacing w:before="0" w:after="20"/>
+        <w:jc w:val="left"/>
+      </w:pPr>
+      <w:r>
+        <w:rPr>
+          <w:rFonts w:ascii="Adani" w:hAnsi="Adani"/>
+          <w:b/>
+          <w:sz w:val="20"/>
+          <w:u w:val="none"/>
+        </w:rPr>
         <w:t>ADANI HYDRO ENERGY FIVE LIMITED</w:t>
       </w:r>
     </w:p>
@@ -4146,7 +4188,7 @@
           <w:sz w:val="20"/>
           <w:u w:val="none"/>
         </w:rPr>
-        <w:t>ADANI RENEWABLE ENERGY TWENTY TWO PRIVATE LIMITED</w:t>
+        <w:t>ADANI RENEWABLE ENERGY TWENTY THREE PRIVATE LIMITED</w:t>
       </w:r>
     </w:p>
     <w:p>
@@ -4161,7 +4203,7 @@
           <w:sz w:val="20"/>
           <w:u w:val="none"/>
         </w:rPr>
-        <w:t>ADANI SOLAR ENERGY JODHPUR TEN LIMITED</w:t>
+        <w:t>ADANI RENEWABLE ENERGY TWENTY TWO PRIVATE LIMITED</w:t>
       </w:r>
     </w:p>
     <w:p>
@@ -4206,7 +4248,37 @@
           <w:sz w:val="20"/>
           <w:u w:val="none"/>
         </w:rPr>
+        <w:t>ADANI SOLAR ENERGY JODHPUR NINE LIMITED</w:t>
+      </w:r>
+    </w:p>
+    <w:p>
+      <w:pPr>
+        <w:spacing w:before="0" w:after="20"/>
+        <w:jc w:val="left"/>
+      </w:pPr>
+      <w:r>
+        <w:rPr>
+          <w:rFonts w:ascii="Adani" w:hAnsi="Adani"/>
+          <w:b/>
+          <w:sz w:val="20"/>
+          <w:u w:val="none"/>
+        </w:rPr>
         <w:t>ADANI RENEWABLE ENERGY TWENTY FOUR PRIVATE LIMITED</w:t>
+      </w:r>
+    </w:p>
+    <w:p>
+      <w:pPr>
+        <w:spacing w:before="0" w:after="20"/>
+        <w:jc w:val="left"/>
+      </w:pPr>
+      <w:r>
+        <w:rPr>
+          <w:rFonts w:ascii="Adani" w:hAnsi="Adani"/>
+          <w:b/>
+          <w:sz w:val="20"/>
+          <w:u w:val="none"/>
+        </w:rPr>
+        <w:t>ADANI SOLAR ENERGY JODHPUR TEN LIMITED</w:t>
       </w:r>
     </w:p>
     <w:p>
@@ -4237,36 +4309,6 @@
           <w:u w:val="none"/>
         </w:rPr>
         <w:t>ADANI RENEWABLE ENERGY TWENTY EIGHT PRIVATE LIMITED</w:t>
-      </w:r>
-    </w:p>
-    <w:p>
-      <w:pPr>
-        <w:spacing w:before="0" w:after="20"/>
-        <w:jc w:val="left"/>
-      </w:pPr>
-      <w:r>
-        <w:rPr>
-          <w:rFonts w:ascii="Adani" w:hAnsi="Adani"/>
-          <w:b/>
-          <w:sz w:val="20"/>
-          <w:u w:val="none"/>
-        </w:rPr>
-        <w:t>ADANI SOLAR ENERGY JODHPUR NINE LIMITED</w:t>
-      </w:r>
-    </w:p>
-    <w:p>
-      <w:pPr>
-        <w:spacing w:before="0" w:after="20"/>
-        <w:jc w:val="left"/>
-      </w:pPr>
-      <w:r>
-        <w:rPr>
-          <w:rFonts w:ascii="Adani" w:hAnsi="Adani"/>
-          <w:b/>
-          <w:sz w:val="20"/>
-          <w:u w:val="none"/>
-        </w:rPr>
-        <w:t>ADANI RENEWABLE ENERGY TWENTY THREE PRIVATE LIMITED</w:t>
       </w:r>
     </w:p>
     <w:p/>
@@ -4372,21 +4414,6 @@
           <w:sz w:val="20"/>
           <w:u w:val="none"/>
         </w:rPr>
-        <w:t>ADANI HYDRO ENERGY TWO LIMITED</w:t>
-      </w:r>
-    </w:p>
-    <w:p>
-      <w:pPr>
-        <w:spacing w:before="0" w:after="20"/>
-        <w:jc w:val="left"/>
-      </w:pPr>
-      <w:r>
-        <w:rPr>
-          <w:rFonts w:ascii="Adani" w:hAnsi="Adani"/>
-          <w:b w:val="0"/>
-          <w:sz w:val="20"/>
-          <w:u w:val="none"/>
-        </w:rPr>
         <w:t>ADANI HYDRO ENERGY ONE LIMITED</w:t>
       </w:r>
     </w:p>
@@ -4417,7 +4444,7 @@
           <w:sz w:val="20"/>
           <w:u w:val="none"/>
         </w:rPr>
-        <w:t>ADANI HYDRO ENERGY FIVE LIMITED</w:t>
+        <w:t>ADANI HYDRO ENERGY TWO LIMITED</w:t>
       </w:r>
     </w:p>
     <w:p>
@@ -4432,7 +4459,7 @@
           <w:sz w:val="20"/>
           <w:u w:val="none"/>
         </w:rPr>
-        <w:t>ADANI SOLAR ENERGY JODHPUR TEN LIMITED</w:t>
+        <w:t>ADANI HYDRO ENERGY FIVE LIMITED</w:t>
       </w:r>
     </w:p>
     <w:p>
@@ -4463,6 +4490,21 @@
           <w:u w:val="none"/>
         </w:rPr>
         <w:t>ADANI SOLAR ENERGY JODHPUR NINE LIMITED</w:t>
+      </w:r>
+    </w:p>
+    <w:p>
+      <w:pPr>
+        <w:spacing w:before="0" w:after="20"/>
+        <w:jc w:val="left"/>
+      </w:pPr>
+      <w:r>
+        <w:rPr>
+          <w:rFonts w:ascii="Adani" w:hAnsi="Adani"/>
+          <w:b w:val="0"/>
+          <w:sz w:val="20"/>
+          <w:u w:val="none"/>
+        </w:rPr>
+        <w:t>ADANI SOLAR ENERGY JODHPUR TEN LIMITED</w:t>
       </w:r>
     </w:p>
     <w:p/>
@@ -4513,6 +4555,21 @@
           <w:u w:val="none"/>
         </w:rPr>
         <w:t>(C) Private Limited Companies which are not subsidiary(ies) of Public Companies:</w:t>
+      </w:r>
+    </w:p>
+    <w:p>
+      <w:pPr>
+        <w:spacing w:before="0" w:after="20"/>
+        <w:jc w:val="left"/>
+      </w:pPr>
+      <w:r>
+        <w:rPr>
+          <w:rFonts w:ascii="Adani" w:hAnsi="Adani"/>
+          <w:b w:val="0"/>
+          <w:sz w:val="20"/>
+          <w:u w:val="none"/>
+        </w:rPr>
+        <w:t>ADANI RENEWABLE ENERGY TWENTY THREE PRIVATE LIMITED</w:t>
       </w:r>
     </w:p>
     <w:p>
@@ -4588,21 +4645,6 @@
           <w:u w:val="none"/>
         </w:rPr>
         <w:t>ADANI RENEWABLE ENERGY TWENTY EIGHT PRIVATE LIMITED</w:t>
-      </w:r>
-    </w:p>
-    <w:p>
-      <w:pPr>
-        <w:spacing w:before="0" w:after="20"/>
-        <w:jc w:val="left"/>
-      </w:pPr>
-      <w:r>
-        <w:rPr>
-          <w:rFonts w:ascii="Adani" w:hAnsi="Adani"/>
-          <w:b w:val="0"/>
-          <w:sz w:val="20"/>
-          <w:u w:val="none"/>
-        </w:rPr>
-        <w:t>ADANI RENEWABLE ENERGY TWENTY THREE PRIVATE LIMITED</w:t>
       </w:r>
     </w:p>
     <w:p/>
@@ -5875,120 +5917,6 @@
                 <w:sz w:val="18"/>
                 <w:u w:val="none"/>
               </w:rPr>
-              <w:t>U35105GJ2024PLC156658</w:t>
-            </w:r>
-          </w:p>
-        </w:tc>
-        <w:tc>
-          <w:tcPr>
-            <w:tcW w:type="dxa" w:w="4252"/>
-            <w:shd w:val="clear" w:color="auto" w:fill="FFFFFF"/>
-            <w:tcBorders>
-              <w:top w:val="single" w:sz="4" w:space="0" w:color="000000"/>
-              <w:left w:val="single" w:sz="4" w:space="0" w:color="000000"/>
-              <w:bottom w:val="single" w:sz="4" w:space="0" w:color="000000"/>
-              <w:right w:val="single" w:sz="4" w:space="0" w:color="000000"/>
-            </w:tcBorders>
-            <w:vAlign w:val="center"/>
-          </w:tcPr>
-          <w:p>
-            <w:pPr>
-              <w:spacing w:before="40" w:after="40"/>
-              <w:jc w:val="left"/>
-            </w:pPr>
-            <w:r>
-              <w:rPr>
-                <w:rFonts w:ascii="Adani" w:hAnsi="Adani"/>
-                <w:b w:val="0"/>
-                <w:sz w:val="18"/>
-                <w:u w:val="none"/>
-              </w:rPr>
-              <w:t>ADANI HYDRO ENERGY TWO LIMITED</w:t>
-            </w:r>
-          </w:p>
-        </w:tc>
-        <w:tc>
-          <w:tcPr>
-            <w:tcW w:type="dxa" w:w="1587"/>
-            <w:shd w:val="clear" w:color="auto" w:fill="FFFFFF"/>
-            <w:tcBorders>
-              <w:top w:val="single" w:sz="4" w:space="0" w:color="000000"/>
-              <w:left w:val="single" w:sz="4" w:space="0" w:color="000000"/>
-              <w:bottom w:val="single" w:sz="4" w:space="0" w:color="000000"/>
-              <w:right w:val="single" w:sz="4" w:space="0" w:color="000000"/>
-            </w:tcBorders>
-            <w:vAlign w:val="center"/>
-          </w:tcPr>
-          <w:p>
-            <w:pPr>
-              <w:spacing w:before="40" w:after="40"/>
-              <w:jc w:val="left"/>
-            </w:pPr>
-            <w:r>
-              <w:rPr>
-                <w:rFonts w:ascii="Adani" w:hAnsi="Adani"/>
-                <w:b w:val="0"/>
-                <w:sz w:val="18"/>
-                <w:u w:val="none"/>
-              </w:rPr>
-              <w:t>Director</w:t>
-            </w:r>
-          </w:p>
-        </w:tc>
-        <w:tc>
-          <w:tcPr>
-            <w:tcW w:type="dxa" w:w="1304"/>
-            <w:shd w:val="clear" w:color="auto" w:fill="FFFFFF"/>
-            <w:tcBorders>
-              <w:top w:val="single" w:sz="4" w:space="0" w:color="000000"/>
-              <w:left w:val="single" w:sz="4" w:space="0" w:color="000000"/>
-              <w:bottom w:val="single" w:sz="4" w:space="0" w:color="000000"/>
-              <w:right w:val="single" w:sz="4" w:space="0" w:color="000000"/>
-            </w:tcBorders>
-            <w:vAlign w:val="center"/>
-          </w:tcPr>
-          <w:p>
-            <w:pPr>
-              <w:spacing w:before="40" w:after="40"/>
-              <w:jc w:val="left"/>
-            </w:pPr>
-            <w:r>
-              <w:rPr>
-                <w:rFonts w:ascii="Adani" w:hAnsi="Adani"/>
-                <w:b w:val="0"/>
-                <w:sz w:val="18"/>
-                <w:u w:val="none"/>
-              </w:rPr>
-              <w:t>27/11/2024</w:t>
-            </w:r>
-          </w:p>
-        </w:tc>
-      </w:tr>
-      <w:tr>
-        <w:tc>
-          <w:tcPr>
-            <w:tcW w:type="dxa" w:w="2268"/>
-            <w:shd w:val="clear" w:color="auto" w:fill="FFFFFF"/>
-            <w:tcBorders>
-              <w:top w:val="single" w:sz="4" w:space="0" w:color="000000"/>
-              <w:left w:val="single" w:sz="4" w:space="0" w:color="000000"/>
-              <w:bottom w:val="single" w:sz="4" w:space="0" w:color="000000"/>
-              <w:right w:val="single" w:sz="4" w:space="0" w:color="000000"/>
-            </w:tcBorders>
-            <w:vAlign w:val="center"/>
-          </w:tcPr>
-          <w:p>
-            <w:pPr>
-              <w:spacing w:before="40" w:after="40"/>
-              <w:jc w:val="left"/>
-            </w:pPr>
-            <w:r>
-              <w:rPr>
-                <w:rFonts w:ascii="Adani" w:hAnsi="Adani"/>
-                <w:b w:val="0"/>
-                <w:sz w:val="18"/>
-                <w:u w:val="none"/>
-              </w:rPr>
               <w:t>U35105GJ2024PLC156646</w:t>
             </w:r>
           </w:p>
@@ -6217,6 +6145,120 @@
                 <w:sz w:val="18"/>
                 <w:u w:val="none"/>
               </w:rPr>
+              <w:t>U35105GJ2024PLC156658</w:t>
+            </w:r>
+          </w:p>
+        </w:tc>
+        <w:tc>
+          <w:tcPr>
+            <w:tcW w:type="dxa" w:w="4252"/>
+            <w:shd w:val="clear" w:color="auto" w:fill="FFFFFF"/>
+            <w:tcBorders>
+              <w:top w:val="single" w:sz="4" w:space="0" w:color="000000"/>
+              <w:left w:val="single" w:sz="4" w:space="0" w:color="000000"/>
+              <w:bottom w:val="single" w:sz="4" w:space="0" w:color="000000"/>
+              <w:right w:val="single" w:sz="4" w:space="0" w:color="000000"/>
+            </w:tcBorders>
+            <w:vAlign w:val="center"/>
+          </w:tcPr>
+          <w:p>
+            <w:pPr>
+              <w:spacing w:before="40" w:after="40"/>
+              <w:jc w:val="left"/>
+            </w:pPr>
+            <w:r>
+              <w:rPr>
+                <w:rFonts w:ascii="Adani" w:hAnsi="Adani"/>
+                <w:b w:val="0"/>
+                <w:sz w:val="18"/>
+                <w:u w:val="none"/>
+              </w:rPr>
+              <w:t>ADANI HYDRO ENERGY TWO LIMITED</w:t>
+            </w:r>
+          </w:p>
+        </w:tc>
+        <w:tc>
+          <w:tcPr>
+            <w:tcW w:type="dxa" w:w="1587"/>
+            <w:shd w:val="clear" w:color="auto" w:fill="FFFFFF"/>
+            <w:tcBorders>
+              <w:top w:val="single" w:sz="4" w:space="0" w:color="000000"/>
+              <w:left w:val="single" w:sz="4" w:space="0" w:color="000000"/>
+              <w:bottom w:val="single" w:sz="4" w:space="0" w:color="000000"/>
+              <w:right w:val="single" w:sz="4" w:space="0" w:color="000000"/>
+            </w:tcBorders>
+            <w:vAlign w:val="center"/>
+          </w:tcPr>
+          <w:p>
+            <w:pPr>
+              <w:spacing w:before="40" w:after="40"/>
+              <w:jc w:val="left"/>
+            </w:pPr>
+            <w:r>
+              <w:rPr>
+                <w:rFonts w:ascii="Adani" w:hAnsi="Adani"/>
+                <w:b w:val="0"/>
+                <w:sz w:val="18"/>
+                <w:u w:val="none"/>
+              </w:rPr>
+              <w:t>Director</w:t>
+            </w:r>
+          </w:p>
+        </w:tc>
+        <w:tc>
+          <w:tcPr>
+            <w:tcW w:type="dxa" w:w="1304"/>
+            <w:shd w:val="clear" w:color="auto" w:fill="FFFFFF"/>
+            <w:tcBorders>
+              <w:top w:val="single" w:sz="4" w:space="0" w:color="000000"/>
+              <w:left w:val="single" w:sz="4" w:space="0" w:color="000000"/>
+              <w:bottom w:val="single" w:sz="4" w:space="0" w:color="000000"/>
+              <w:right w:val="single" w:sz="4" w:space="0" w:color="000000"/>
+            </w:tcBorders>
+            <w:vAlign w:val="center"/>
+          </w:tcPr>
+          <w:p>
+            <w:pPr>
+              <w:spacing w:before="40" w:after="40"/>
+              <w:jc w:val="left"/>
+            </w:pPr>
+            <w:r>
+              <w:rPr>
+                <w:rFonts w:ascii="Adani" w:hAnsi="Adani"/>
+                <w:b w:val="0"/>
+                <w:sz w:val="18"/>
+                <w:u w:val="none"/>
+              </w:rPr>
+              <w:t>27/11/2024</w:t>
+            </w:r>
+          </w:p>
+        </w:tc>
+      </w:tr>
+      <w:tr>
+        <w:tc>
+          <w:tcPr>
+            <w:tcW w:type="dxa" w:w="2268"/>
+            <w:shd w:val="clear" w:color="auto" w:fill="FFFFFF"/>
+            <w:tcBorders>
+              <w:top w:val="single" w:sz="4" w:space="0" w:color="000000"/>
+              <w:left w:val="single" w:sz="4" w:space="0" w:color="000000"/>
+              <w:bottom w:val="single" w:sz="4" w:space="0" w:color="000000"/>
+              <w:right w:val="single" w:sz="4" w:space="0" w:color="000000"/>
+            </w:tcBorders>
+            <w:vAlign w:val="center"/>
+          </w:tcPr>
+          <w:p>
+            <w:pPr>
+              <w:spacing w:before="40" w:after="40"/>
+              <w:jc w:val="left"/>
+            </w:pPr>
+            <w:r>
+              <w:rPr>
+                <w:rFonts w:ascii="Adani" w:hAnsi="Adani"/>
+                <w:b w:val="0"/>
+                <w:sz w:val="18"/>
+                <w:u w:val="none"/>
+              </w:rPr>
               <w:t>U35105GJ2024PLC156613</w:t>
             </w:r>
           </w:p>
@@ -6331,7 +6373,7 @@
                 <w:sz w:val="18"/>
                 <w:u w:val="none"/>
               </w:rPr>
-              <w:t>U40106DL2020PTC361717</w:t>
+              <w:t>U40106DL2020PTC361706</w:t>
             </w:r>
           </w:p>
         </w:tc>
@@ -6359,7 +6401,7 @@
                 <w:sz w:val="18"/>
                 <w:u w:val="none"/>
               </w:rPr>
-              <w:t>ADANI RENEWABLE ENERGY TWENTY TWO PRIVATE LIMITED</w:t>
+              <w:t>ADANI RENEWABLE ENERGY TWENTY THREE PRIVATE LIMITED</w:t>
             </w:r>
           </w:p>
         </w:tc>
@@ -6445,7 +6487,7 @@
                 <w:sz w:val="18"/>
                 <w:u w:val="none"/>
               </w:rPr>
-              <w:t>U40106DL2020PLC360882</w:t>
+              <w:t>U40106DL2020PTC361717</w:t>
             </w:r>
           </w:p>
         </w:tc>
@@ -6473,7 +6515,7 @@
                 <w:sz w:val="18"/>
                 <w:u w:val="none"/>
               </w:rPr>
-              <w:t>ADANI SOLAR ENERGY JODHPUR TEN LIMITED</w:t>
+              <w:t>ADANI RENEWABLE ENERGY TWENTY TWO PRIVATE LIMITED</w:t>
             </w:r>
           </w:p>
         </w:tc>
@@ -6787,6 +6829,120 @@
                 <w:sz w:val="18"/>
                 <w:u w:val="none"/>
               </w:rPr>
+              <w:t>U40106DL2020PLC360883</w:t>
+            </w:r>
+          </w:p>
+        </w:tc>
+        <w:tc>
+          <w:tcPr>
+            <w:tcW w:type="dxa" w:w="4252"/>
+            <w:shd w:val="clear" w:color="auto" w:fill="FFFFFF"/>
+            <w:tcBorders>
+              <w:top w:val="single" w:sz="4" w:space="0" w:color="000000"/>
+              <w:left w:val="single" w:sz="4" w:space="0" w:color="000000"/>
+              <w:bottom w:val="single" w:sz="4" w:space="0" w:color="000000"/>
+              <w:right w:val="single" w:sz="4" w:space="0" w:color="000000"/>
+            </w:tcBorders>
+            <w:vAlign w:val="center"/>
+          </w:tcPr>
+          <w:p>
+            <w:pPr>
+              <w:spacing w:before="40" w:after="40"/>
+              <w:jc w:val="left"/>
+            </w:pPr>
+            <w:r>
+              <w:rPr>
+                <w:rFonts w:ascii="Adani" w:hAnsi="Adani"/>
+                <w:b w:val="0"/>
+                <w:sz w:val="18"/>
+                <w:u w:val="none"/>
+              </w:rPr>
+              <w:t>ADANI SOLAR ENERGY JODHPUR NINE LIMITED</w:t>
+            </w:r>
+          </w:p>
+        </w:tc>
+        <w:tc>
+          <w:tcPr>
+            <w:tcW w:type="dxa" w:w="1587"/>
+            <w:shd w:val="clear" w:color="auto" w:fill="FFFFFF"/>
+            <w:tcBorders>
+              <w:top w:val="single" w:sz="4" w:space="0" w:color="000000"/>
+              <w:left w:val="single" w:sz="4" w:space="0" w:color="000000"/>
+              <w:bottom w:val="single" w:sz="4" w:space="0" w:color="000000"/>
+              <w:right w:val="single" w:sz="4" w:space="0" w:color="000000"/>
+            </w:tcBorders>
+            <w:vAlign w:val="center"/>
+          </w:tcPr>
+          <w:p>
+            <w:pPr>
+              <w:spacing w:before="40" w:after="40"/>
+              <w:jc w:val="left"/>
+            </w:pPr>
+            <w:r>
+              <w:rPr>
+                <w:rFonts w:ascii="Adani" w:hAnsi="Adani"/>
+                <w:b w:val="0"/>
+                <w:sz w:val="18"/>
+                <w:u w:val="none"/>
+              </w:rPr>
+              <w:t>Director</w:t>
+            </w:r>
+          </w:p>
+        </w:tc>
+        <w:tc>
+          <w:tcPr>
+            <w:tcW w:type="dxa" w:w="1304"/>
+            <w:shd w:val="clear" w:color="auto" w:fill="FFFFFF"/>
+            <w:tcBorders>
+              <w:top w:val="single" w:sz="4" w:space="0" w:color="000000"/>
+              <w:left w:val="single" w:sz="4" w:space="0" w:color="000000"/>
+              <w:bottom w:val="single" w:sz="4" w:space="0" w:color="000000"/>
+              <w:right w:val="single" w:sz="4" w:space="0" w:color="000000"/>
+            </w:tcBorders>
+            <w:vAlign w:val="center"/>
+          </w:tcPr>
+          <w:p>
+            <w:pPr>
+              <w:spacing w:before="40" w:after="40"/>
+              <w:jc w:val="left"/>
+            </w:pPr>
+            <w:r>
+              <w:rPr>
+                <w:rFonts w:ascii="Adani" w:hAnsi="Adani"/>
+                <w:b w:val="0"/>
+                <w:sz w:val="18"/>
+                <w:u w:val="none"/>
+              </w:rPr>
+              <w:t>30/09/2021</w:t>
+            </w:r>
+          </w:p>
+        </w:tc>
+      </w:tr>
+      <w:tr>
+        <w:tc>
+          <w:tcPr>
+            <w:tcW w:type="dxa" w:w="2268"/>
+            <w:shd w:val="clear" w:color="auto" w:fill="FFFFFF"/>
+            <w:tcBorders>
+              <w:top w:val="single" w:sz="4" w:space="0" w:color="000000"/>
+              <w:left w:val="single" w:sz="4" w:space="0" w:color="000000"/>
+              <w:bottom w:val="single" w:sz="4" w:space="0" w:color="000000"/>
+              <w:right w:val="single" w:sz="4" w:space="0" w:color="000000"/>
+            </w:tcBorders>
+            <w:vAlign w:val="center"/>
+          </w:tcPr>
+          <w:p>
+            <w:pPr>
+              <w:spacing w:before="40" w:after="40"/>
+              <w:jc w:val="left"/>
+            </w:pPr>
+            <w:r>
+              <w:rPr>
+                <w:rFonts w:ascii="Adani" w:hAnsi="Adani"/>
+                <w:b w:val="0"/>
+                <w:sz w:val="18"/>
+                <w:u w:val="none"/>
+              </w:rPr>
               <w:t>U40108DL2020PTC361714</w:t>
             </w:r>
           </w:p>
@@ -6816,6 +6972,120 @@
                 <w:u w:val="none"/>
               </w:rPr>
               <w:t>ADANI RENEWABLE ENERGY TWENTY FOUR PRIVATE LIMITED</w:t>
+            </w:r>
+          </w:p>
+        </w:tc>
+        <w:tc>
+          <w:tcPr>
+            <w:tcW w:type="dxa" w:w="1587"/>
+            <w:shd w:val="clear" w:color="auto" w:fill="FFFFFF"/>
+            <w:tcBorders>
+              <w:top w:val="single" w:sz="4" w:space="0" w:color="000000"/>
+              <w:left w:val="single" w:sz="4" w:space="0" w:color="000000"/>
+              <w:bottom w:val="single" w:sz="4" w:space="0" w:color="000000"/>
+              <w:right w:val="single" w:sz="4" w:space="0" w:color="000000"/>
+            </w:tcBorders>
+            <w:vAlign w:val="center"/>
+          </w:tcPr>
+          <w:p>
+            <w:pPr>
+              <w:spacing w:before="40" w:after="40"/>
+              <w:jc w:val="left"/>
+            </w:pPr>
+            <w:r>
+              <w:rPr>
+                <w:rFonts w:ascii="Adani" w:hAnsi="Adani"/>
+                <w:b w:val="0"/>
+                <w:sz w:val="18"/>
+                <w:u w:val="none"/>
+              </w:rPr>
+              <w:t>Director</w:t>
+            </w:r>
+          </w:p>
+        </w:tc>
+        <w:tc>
+          <w:tcPr>
+            <w:tcW w:type="dxa" w:w="1304"/>
+            <w:shd w:val="clear" w:color="auto" w:fill="FFFFFF"/>
+            <w:tcBorders>
+              <w:top w:val="single" w:sz="4" w:space="0" w:color="000000"/>
+              <w:left w:val="single" w:sz="4" w:space="0" w:color="000000"/>
+              <w:bottom w:val="single" w:sz="4" w:space="0" w:color="000000"/>
+              <w:right w:val="single" w:sz="4" w:space="0" w:color="000000"/>
+            </w:tcBorders>
+            <w:vAlign w:val="center"/>
+          </w:tcPr>
+          <w:p>
+            <w:pPr>
+              <w:spacing w:before="40" w:after="40"/>
+              <w:jc w:val="left"/>
+            </w:pPr>
+            <w:r>
+              <w:rPr>
+                <w:rFonts w:ascii="Adani" w:hAnsi="Adani"/>
+                <w:b w:val="0"/>
+                <w:sz w:val="18"/>
+                <w:u w:val="none"/>
+              </w:rPr>
+              <w:t>30/09/2021</w:t>
+            </w:r>
+          </w:p>
+        </w:tc>
+      </w:tr>
+      <w:tr>
+        <w:tc>
+          <w:tcPr>
+            <w:tcW w:type="dxa" w:w="2268"/>
+            <w:shd w:val="clear" w:color="auto" w:fill="FFFFFF"/>
+            <w:tcBorders>
+              <w:top w:val="single" w:sz="4" w:space="0" w:color="000000"/>
+              <w:left w:val="single" w:sz="4" w:space="0" w:color="000000"/>
+              <w:bottom w:val="single" w:sz="4" w:space="0" w:color="000000"/>
+              <w:right w:val="single" w:sz="4" w:space="0" w:color="000000"/>
+            </w:tcBorders>
+            <w:vAlign w:val="center"/>
+          </w:tcPr>
+          <w:p>
+            <w:pPr>
+              <w:spacing w:before="40" w:after="40"/>
+              <w:jc w:val="left"/>
+            </w:pPr>
+            <w:r>
+              <w:rPr>
+                <w:rFonts w:ascii="Adani" w:hAnsi="Adani"/>
+                <w:b w:val="0"/>
+                <w:sz w:val="18"/>
+                <w:u w:val="none"/>
+              </w:rPr>
+              <w:t>U40106DL2020PLC360882</w:t>
+            </w:r>
+          </w:p>
+        </w:tc>
+        <w:tc>
+          <w:tcPr>
+            <w:tcW w:type="dxa" w:w="4252"/>
+            <w:shd w:val="clear" w:color="auto" w:fill="FFFFFF"/>
+            <w:tcBorders>
+              <w:top w:val="single" w:sz="4" w:space="0" w:color="000000"/>
+              <w:left w:val="single" w:sz="4" w:space="0" w:color="000000"/>
+              <w:bottom w:val="single" w:sz="4" w:space="0" w:color="000000"/>
+              <w:right w:val="single" w:sz="4" w:space="0" w:color="000000"/>
+            </w:tcBorders>
+            <w:vAlign w:val="center"/>
+          </w:tcPr>
+          <w:p>
+            <w:pPr>
+              <w:spacing w:before="40" w:after="40"/>
+              <w:jc w:val="left"/>
+            </w:pPr>
+            <w:r>
+              <w:rPr>
+                <w:rFonts w:ascii="Adani" w:hAnsi="Adani"/>
+                <w:b w:val="0"/>
+                <w:sz w:val="18"/>
+                <w:u w:val="none"/>
+              </w:rPr>
+              <w:t>ADANI SOLAR ENERGY JODHPUR TEN LIMITED</w:t>
             </w:r>
           </w:p>
         </w:tc>
@@ -7044,234 +7314,6 @@
                 <w:u w:val="none"/>
               </w:rPr>
               <w:t>ADANI RENEWABLE ENERGY TWENTY EIGHT PRIVATE LIMITED</w:t>
-            </w:r>
-          </w:p>
-        </w:tc>
-        <w:tc>
-          <w:tcPr>
-            <w:tcW w:type="dxa" w:w="1587"/>
-            <w:shd w:val="clear" w:color="auto" w:fill="FFFFFF"/>
-            <w:tcBorders>
-              <w:top w:val="single" w:sz="4" w:space="0" w:color="000000"/>
-              <w:left w:val="single" w:sz="4" w:space="0" w:color="000000"/>
-              <w:bottom w:val="single" w:sz="4" w:space="0" w:color="000000"/>
-              <w:right w:val="single" w:sz="4" w:space="0" w:color="000000"/>
-            </w:tcBorders>
-            <w:vAlign w:val="center"/>
-          </w:tcPr>
-          <w:p>
-            <w:pPr>
-              <w:spacing w:before="40" w:after="40"/>
-              <w:jc w:val="left"/>
-            </w:pPr>
-            <w:r>
-              <w:rPr>
-                <w:rFonts w:ascii="Adani" w:hAnsi="Adani"/>
-                <w:b w:val="0"/>
-                <w:sz w:val="18"/>
-                <w:u w:val="none"/>
-              </w:rPr>
-              <w:t>Director</w:t>
-            </w:r>
-          </w:p>
-        </w:tc>
-        <w:tc>
-          <w:tcPr>
-            <w:tcW w:type="dxa" w:w="1304"/>
-            <w:shd w:val="clear" w:color="auto" w:fill="FFFFFF"/>
-            <w:tcBorders>
-              <w:top w:val="single" w:sz="4" w:space="0" w:color="000000"/>
-              <w:left w:val="single" w:sz="4" w:space="0" w:color="000000"/>
-              <w:bottom w:val="single" w:sz="4" w:space="0" w:color="000000"/>
-              <w:right w:val="single" w:sz="4" w:space="0" w:color="000000"/>
-            </w:tcBorders>
-            <w:vAlign w:val="center"/>
-          </w:tcPr>
-          <w:p>
-            <w:pPr>
-              <w:spacing w:before="40" w:after="40"/>
-              <w:jc w:val="left"/>
-            </w:pPr>
-            <w:r>
-              <w:rPr>
-                <w:rFonts w:ascii="Adani" w:hAnsi="Adani"/>
-                <w:b w:val="0"/>
-                <w:sz w:val="18"/>
-                <w:u w:val="none"/>
-              </w:rPr>
-              <w:t>30/09/2021</w:t>
-            </w:r>
-          </w:p>
-        </w:tc>
-      </w:tr>
-      <w:tr>
-        <w:tc>
-          <w:tcPr>
-            <w:tcW w:type="dxa" w:w="2268"/>
-            <w:shd w:val="clear" w:color="auto" w:fill="FFFFFF"/>
-            <w:tcBorders>
-              <w:top w:val="single" w:sz="4" w:space="0" w:color="000000"/>
-              <w:left w:val="single" w:sz="4" w:space="0" w:color="000000"/>
-              <w:bottom w:val="single" w:sz="4" w:space="0" w:color="000000"/>
-              <w:right w:val="single" w:sz="4" w:space="0" w:color="000000"/>
-            </w:tcBorders>
-            <w:vAlign w:val="center"/>
-          </w:tcPr>
-          <w:p>
-            <w:pPr>
-              <w:spacing w:before="40" w:after="40"/>
-              <w:jc w:val="left"/>
-            </w:pPr>
-            <w:r>
-              <w:rPr>
-                <w:rFonts w:ascii="Adani" w:hAnsi="Adani"/>
-                <w:b w:val="0"/>
-                <w:sz w:val="18"/>
-                <w:u w:val="none"/>
-              </w:rPr>
-              <w:t>U40106DL2020PLC360883</w:t>
-            </w:r>
-          </w:p>
-        </w:tc>
-        <w:tc>
-          <w:tcPr>
-            <w:tcW w:type="dxa" w:w="4252"/>
-            <w:shd w:val="clear" w:color="auto" w:fill="FFFFFF"/>
-            <w:tcBorders>
-              <w:top w:val="single" w:sz="4" w:space="0" w:color="000000"/>
-              <w:left w:val="single" w:sz="4" w:space="0" w:color="000000"/>
-              <w:bottom w:val="single" w:sz="4" w:space="0" w:color="000000"/>
-              <w:right w:val="single" w:sz="4" w:space="0" w:color="000000"/>
-            </w:tcBorders>
-            <w:vAlign w:val="center"/>
-          </w:tcPr>
-          <w:p>
-            <w:pPr>
-              <w:spacing w:before="40" w:after="40"/>
-              <w:jc w:val="left"/>
-            </w:pPr>
-            <w:r>
-              <w:rPr>
-                <w:rFonts w:ascii="Adani" w:hAnsi="Adani"/>
-                <w:b w:val="0"/>
-                <w:sz w:val="18"/>
-                <w:u w:val="none"/>
-              </w:rPr>
-              <w:t>ADANI SOLAR ENERGY JODHPUR NINE LIMITED</w:t>
-            </w:r>
-          </w:p>
-        </w:tc>
-        <w:tc>
-          <w:tcPr>
-            <w:tcW w:type="dxa" w:w="1587"/>
-            <w:shd w:val="clear" w:color="auto" w:fill="FFFFFF"/>
-            <w:tcBorders>
-              <w:top w:val="single" w:sz="4" w:space="0" w:color="000000"/>
-              <w:left w:val="single" w:sz="4" w:space="0" w:color="000000"/>
-              <w:bottom w:val="single" w:sz="4" w:space="0" w:color="000000"/>
-              <w:right w:val="single" w:sz="4" w:space="0" w:color="000000"/>
-            </w:tcBorders>
-            <w:vAlign w:val="center"/>
-          </w:tcPr>
-          <w:p>
-            <w:pPr>
-              <w:spacing w:before="40" w:after="40"/>
-              <w:jc w:val="left"/>
-            </w:pPr>
-            <w:r>
-              <w:rPr>
-                <w:rFonts w:ascii="Adani" w:hAnsi="Adani"/>
-                <w:b w:val="0"/>
-                <w:sz w:val="18"/>
-                <w:u w:val="none"/>
-              </w:rPr>
-              <w:t>Director</w:t>
-            </w:r>
-          </w:p>
-        </w:tc>
-        <w:tc>
-          <w:tcPr>
-            <w:tcW w:type="dxa" w:w="1304"/>
-            <w:shd w:val="clear" w:color="auto" w:fill="FFFFFF"/>
-            <w:tcBorders>
-              <w:top w:val="single" w:sz="4" w:space="0" w:color="000000"/>
-              <w:left w:val="single" w:sz="4" w:space="0" w:color="000000"/>
-              <w:bottom w:val="single" w:sz="4" w:space="0" w:color="000000"/>
-              <w:right w:val="single" w:sz="4" w:space="0" w:color="000000"/>
-            </w:tcBorders>
-            <w:vAlign w:val="center"/>
-          </w:tcPr>
-          <w:p>
-            <w:pPr>
-              <w:spacing w:before="40" w:after="40"/>
-              <w:jc w:val="left"/>
-            </w:pPr>
-            <w:r>
-              <w:rPr>
-                <w:rFonts w:ascii="Adani" w:hAnsi="Adani"/>
-                <w:b w:val="0"/>
-                <w:sz w:val="18"/>
-                <w:u w:val="none"/>
-              </w:rPr>
-              <w:t>30/09/2021</w:t>
-            </w:r>
-          </w:p>
-        </w:tc>
-      </w:tr>
-      <w:tr>
-        <w:tc>
-          <w:tcPr>
-            <w:tcW w:type="dxa" w:w="2268"/>
-            <w:shd w:val="clear" w:color="auto" w:fill="FFFFFF"/>
-            <w:tcBorders>
-              <w:top w:val="single" w:sz="4" w:space="0" w:color="000000"/>
-              <w:left w:val="single" w:sz="4" w:space="0" w:color="000000"/>
-              <w:bottom w:val="single" w:sz="4" w:space="0" w:color="000000"/>
-              <w:right w:val="single" w:sz="4" w:space="0" w:color="000000"/>
-            </w:tcBorders>
-            <w:vAlign w:val="center"/>
-          </w:tcPr>
-          <w:p>
-            <w:pPr>
-              <w:spacing w:before="40" w:after="40"/>
-              <w:jc w:val="left"/>
-            </w:pPr>
-            <w:r>
-              <w:rPr>
-                <w:rFonts w:ascii="Adani" w:hAnsi="Adani"/>
-                <w:b w:val="0"/>
-                <w:sz w:val="18"/>
-                <w:u w:val="none"/>
-              </w:rPr>
-              <w:t>U40106DL2020PTC361706</w:t>
-            </w:r>
-          </w:p>
-        </w:tc>
-        <w:tc>
-          <w:tcPr>
-            <w:tcW w:type="dxa" w:w="4252"/>
-            <w:shd w:val="clear" w:color="auto" w:fill="FFFFFF"/>
-            <w:tcBorders>
-              <w:top w:val="single" w:sz="4" w:space="0" w:color="000000"/>
-              <w:left w:val="single" w:sz="4" w:space="0" w:color="000000"/>
-              <w:bottom w:val="single" w:sz="4" w:space="0" w:color="000000"/>
-              <w:right w:val="single" w:sz="4" w:space="0" w:color="000000"/>
-            </w:tcBorders>
-            <w:vAlign w:val="center"/>
-          </w:tcPr>
-          <w:p>
-            <w:pPr>
-              <w:spacing w:before="40" w:after="40"/>
-              <w:jc w:val="left"/>
-            </w:pPr>
-            <w:r>
-              <w:rPr>
-                <w:rFonts w:ascii="Adani" w:hAnsi="Adani"/>
-                <w:b w:val="0"/>
-                <w:sz w:val="18"/>
-                <w:u w:val="none"/>
-              </w:rPr>
-              <w:t>ADANI RENEWABLE ENERGY TWENTY THREE PRIVATE LIMITED</w:t>
             </w:r>
           </w:p>
         </w:tc>

--- a/Backend/Director_Disclosure/Output_Disclosures/2024-25/ADANI_HYDRO_ENERGY_FOUR_LIMITED/MBP-1/MBP1_Gurudutt_Ramkrishna_Bhatt_09221753.docx
+++ b/Backend/Director_Disclosure/Output_Disclosures/2024-25/ADANI_HYDRO_ENERGY_FOUR_LIMITED/MBP-1/MBP1_Gurudutt_Ramkrishna_Bhatt_09221753.docx
@@ -1951,7 +1951,7 @@
                 <w:sz w:val="18"/>
                 <w:u w:val="none"/>
               </w:rPr>
-              <w:t>ADANI SOLAR ENERGY JODHPUR NINE LIMITED</w:t>
+              <w:t>ADANI RENEWABLE ENERGY TWENTY FOUR PRIVATE LIMITED</w:t>
             </w:r>
           </w:p>
         </w:tc>
@@ -2093,7 +2093,7 @@
                 <w:sz w:val="18"/>
                 <w:u w:val="none"/>
               </w:rPr>
-              <w:t>ADANI RENEWABLE ENERGY TWENTY FOUR PRIVATE LIMITED</w:t>
+              <w:t>ADANI SOLAR ENERGY JODHPUR NINE LIMITED</w:t>
             </w:r>
           </w:p>
         </w:tc>
@@ -2840,7 +2840,7 @@
                 <w:sz w:val="18"/>
                 <w:u w:val="none"/>
               </w:rPr>
-              <w:t>Date:   15th May, 2026</w:t>
+              <w:t>Date:   27th May, 2026</w:t>
             </w:r>
           </w:p>
         </w:tc>
@@ -3877,7 +3877,7 @@
                 <w:sz w:val="18"/>
                 <w:u w:val="none"/>
               </w:rPr>
-              <w:t>Date:   15th May, 2026</w:t>
+              <w:t>Date:   27th May, 2026</w:t>
             </w:r>
           </w:p>
         </w:tc>
@@ -4038,7 +4038,7 @@
           <w:sz w:val="20"/>
           <w:u w:val="none"/>
         </w:rPr>
-        <w:t>15th May, 2026</w:t>
+        <w:t>27th May, 2026</w:t>
       </w:r>
     </w:p>
     <w:p>
@@ -4248,7 +4248,7 @@
           <w:sz w:val="20"/>
           <w:u w:val="none"/>
         </w:rPr>
-        <w:t>ADANI SOLAR ENERGY JODHPUR NINE LIMITED</w:t>
+        <w:t>ADANI RENEWABLE ENERGY TWENTY FOUR PRIVATE LIMITED</w:t>
       </w:r>
     </w:p>
     <w:p>
@@ -4263,7 +4263,7 @@
           <w:sz w:val="20"/>
           <w:u w:val="none"/>
         </w:rPr>
-        <w:t>ADANI RENEWABLE ENERGY TWENTY FOUR PRIVATE LIMITED</w:t>
+        <w:t>ADANI SOLAR ENERGY JODHPUR NINE LIMITED</w:t>
       </w:r>
     </w:p>
     <w:p>
@@ -6829,7 +6829,7 @@
                 <w:sz w:val="18"/>
                 <w:u w:val="none"/>
               </w:rPr>
-              <w:t>U40106DL2020PLC360883</w:t>
+              <w:t>U40108DL2020PTC361714</w:t>
             </w:r>
           </w:p>
         </w:tc>
@@ -6857,7 +6857,7 @@
                 <w:sz w:val="18"/>
                 <w:u w:val="none"/>
               </w:rPr>
-              <w:t>ADANI SOLAR ENERGY JODHPUR NINE LIMITED</w:t>
+              <w:t>ADANI RENEWABLE ENERGY TWENTY FOUR PRIVATE LIMITED</w:t>
             </w:r>
           </w:p>
         </w:tc>
@@ -6943,7 +6943,7 @@
                 <w:sz w:val="18"/>
                 <w:u w:val="none"/>
               </w:rPr>
-              <w:t>U40108DL2020PTC361714</w:t>
+              <w:t>U40106DL2020PLC360883</w:t>
             </w:r>
           </w:p>
         </w:tc>
@@ -6971,7 +6971,7 @@
                 <w:sz w:val="18"/>
                 <w:u w:val="none"/>
               </w:rPr>
-              <w:t>ADANI RENEWABLE ENERGY TWENTY FOUR PRIVATE LIMITED</w:t>
+              <w:t>ADANI SOLAR ENERGY JODHPUR NINE LIMITED</w:t>
             </w:r>
           </w:p>
         </w:tc>

--- a/Backend/Director_Disclosure/Output_Disclosures/2024-25/ADANI_HYDRO_ENERGY_FOUR_LIMITED/MBP-1/MBP1_Gurudutt_Ramkrishna_Bhatt_09221753.docx
+++ b/Backend/Director_Disclosure/Output_Disclosures/2024-25/ADANI_HYDRO_ENERGY_FOUR_LIMITED/MBP-1/MBP1_Gurudutt_Ramkrishna_Bhatt_09221753.docx
@@ -417,7 +417,7 @@
                 <w:sz w:val="18"/>
                 <w:u w:val="none"/>
               </w:rPr>
-              <w:t>Additional Director</w:t>
+              <w:t>Whole-time director</w:t>
             </w:r>
           </w:p>
         </w:tc>
@@ -473,7 +473,7 @@
                 <w:sz w:val="18"/>
                 <w:u w:val="none"/>
               </w:rPr>
-              <w:t>08/01/2026</w:t>
+              <w:t>22/01/2026</w:t>
             </w:r>
           </w:p>
         </w:tc>
@@ -1383,7 +1383,7 @@
                 <w:sz w:val="18"/>
                 <w:u w:val="none"/>
               </w:rPr>
-              <w:t>ADANI RENEWABLE ENERGY TWENTY THREE PRIVATE LIMITED</w:t>
+              <w:t>ADANI SOLAR ENERGY JODHPUR TEN LIMITED</w:t>
             </w:r>
           </w:p>
         </w:tc>
@@ -1525,7 +1525,7 @@
                 <w:sz w:val="18"/>
                 <w:u w:val="none"/>
               </w:rPr>
-              <w:t>ADANI RENEWABLE ENERGY TWENTY TWO PRIVATE LIMITED</w:t>
+              <w:t>ADANI SOLAR ENERGY JODHPUR EIGHT LIMITED</w:t>
             </w:r>
           </w:p>
         </w:tc>
@@ -1667,859 +1667,7 @@
                 <w:sz w:val="18"/>
                 <w:u w:val="none"/>
               </w:rPr>
-              <w:t>ADANI RENEWABLE ENERGY THIRTY FOUR PRIVATE LIMITED</w:t>
-            </w:r>
-          </w:p>
-        </w:tc>
-        <w:tc>
-          <w:tcPr>
-            <w:tcW w:type="dxa" w:w="1814"/>
-            <w:shd w:val="clear" w:color="auto" w:fill="FFFFFF"/>
-            <w:tcBorders>
-              <w:top w:val="single" w:sz="4" w:space="0" w:color="000000"/>
-              <w:left w:val="single" w:sz="4" w:space="0" w:color="000000"/>
-              <w:bottom w:val="single" w:sz="4" w:space="0" w:color="000000"/>
-              <w:right w:val="single" w:sz="4" w:space="0" w:color="000000"/>
-            </w:tcBorders>
-            <w:vAlign w:val="center"/>
-          </w:tcPr>
-          <w:p>
-            <w:pPr>
-              <w:spacing w:before="40" w:after="40"/>
-              <w:jc w:val="left"/>
-            </w:pPr>
-            <w:r>
-              <w:rPr>
-                <w:rFonts w:ascii="Adani" w:hAnsi="Adani"/>
-                <w:b w:val="0"/>
-                <w:sz w:val="18"/>
-                <w:u w:val="none"/>
-              </w:rPr>
-              <w:t>Director</w:t>
-            </w:r>
-          </w:p>
-        </w:tc>
-        <w:tc>
-          <w:tcPr>
-            <w:tcW w:type="dxa" w:w="1020"/>
-            <w:shd w:val="clear" w:color="auto" w:fill="FFFFFF"/>
-            <w:tcBorders>
-              <w:top w:val="single" w:sz="4" w:space="0" w:color="000000"/>
-              <w:left w:val="single" w:sz="4" w:space="0" w:color="000000"/>
-              <w:bottom w:val="single" w:sz="4" w:space="0" w:color="000000"/>
-              <w:right w:val="single" w:sz="4" w:space="0" w:color="000000"/>
-            </w:tcBorders>
-            <w:vAlign w:val="center"/>
-          </w:tcPr>
-          <w:p>
-            <w:pPr>
-              <w:spacing w:before="40" w:after="40"/>
-              <w:jc w:val="left"/>
-            </w:pPr>
-            <w:r>
-              <w:rPr>
-                <w:rFonts w:ascii="Adani" w:hAnsi="Adani"/>
-                <w:b w:val="0"/>
-                <w:sz w:val="18"/>
-                <w:u w:val="none"/>
-              </w:rPr>
-              <w:t>NIL</w:t>
-            </w:r>
-          </w:p>
-        </w:tc>
-        <w:tc>
-          <w:tcPr>
-            <w:tcW w:type="dxa" w:w="1247"/>
-            <w:shd w:val="clear" w:color="auto" w:fill="FFFFFF"/>
-            <w:tcBorders>
-              <w:top w:val="single" w:sz="4" w:space="0" w:color="000000"/>
-              <w:left w:val="single" w:sz="4" w:space="0" w:color="000000"/>
-              <w:bottom w:val="single" w:sz="4" w:space="0" w:color="000000"/>
-              <w:right w:val="single" w:sz="4" w:space="0" w:color="000000"/>
-            </w:tcBorders>
-            <w:vAlign w:val="center"/>
-          </w:tcPr>
-          <w:p>
-            <w:pPr>
-              <w:spacing w:before="40" w:after="40"/>
-              <w:jc w:val="left"/>
-            </w:pPr>
-            <w:r>
-              <w:rPr>
-                <w:rFonts w:ascii="Adani" w:hAnsi="Adani"/>
-                <w:b w:val="0"/>
-                <w:sz w:val="18"/>
-                <w:u w:val="none"/>
-              </w:rPr>
-              <w:t>30/09/2021</w:t>
-            </w:r>
-          </w:p>
-        </w:tc>
-      </w:tr>
-      <w:tr>
-        <w:tc>
-          <w:tcPr>
-            <w:tcW w:type="dxa" w:w="680"/>
-            <w:shd w:val="clear" w:color="auto" w:fill="FFFFFF"/>
-            <w:tcBorders>
-              <w:top w:val="single" w:sz="4" w:space="0" w:color="000000"/>
-              <w:left w:val="single" w:sz="4" w:space="0" w:color="000000"/>
-              <w:bottom w:val="single" w:sz="4" w:space="0" w:color="000000"/>
-              <w:right w:val="single" w:sz="4" w:space="0" w:color="000000"/>
-            </w:tcBorders>
-            <w:vAlign w:val="center"/>
-          </w:tcPr>
-          <w:p>
-            <w:pPr>
-              <w:spacing w:before="40" w:after="40"/>
-              <w:jc w:val="left"/>
-            </w:pPr>
-            <w:r>
-              <w:rPr>
-                <w:rFonts w:ascii="Adani" w:hAnsi="Adani"/>
-                <w:b w:val="0"/>
-                <w:sz w:val="18"/>
-                <w:u w:val="none"/>
-              </w:rPr>
-              <w:t>11</w:t>
-            </w:r>
-          </w:p>
-        </w:tc>
-        <w:tc>
-          <w:tcPr>
-            <w:tcW w:type="dxa" w:w="3969"/>
-            <w:shd w:val="clear" w:color="auto" w:fill="FFFFFF"/>
-            <w:tcBorders>
-              <w:top w:val="single" w:sz="4" w:space="0" w:color="000000"/>
-              <w:left w:val="single" w:sz="4" w:space="0" w:color="000000"/>
-              <w:bottom w:val="single" w:sz="4" w:space="0" w:color="000000"/>
-              <w:right w:val="single" w:sz="4" w:space="0" w:color="000000"/>
-            </w:tcBorders>
-            <w:vAlign w:val="center"/>
-          </w:tcPr>
-          <w:p>
-            <w:pPr>
-              <w:spacing w:before="40" w:after="40"/>
-              <w:jc w:val="left"/>
-            </w:pPr>
-            <w:r>
-              <w:rPr>
-                <w:rFonts w:ascii="Adani" w:hAnsi="Adani"/>
-                <w:b w:val="0"/>
-                <w:sz w:val="18"/>
-                <w:u w:val="none"/>
-              </w:rPr>
-              <w:t>ADANI SOLAR ENERGY JODHPUR EIGHT LIMITED</w:t>
-            </w:r>
-          </w:p>
-        </w:tc>
-        <w:tc>
-          <w:tcPr>
-            <w:tcW w:type="dxa" w:w="1814"/>
-            <w:shd w:val="clear" w:color="auto" w:fill="FFFFFF"/>
-            <w:tcBorders>
-              <w:top w:val="single" w:sz="4" w:space="0" w:color="000000"/>
-              <w:left w:val="single" w:sz="4" w:space="0" w:color="000000"/>
-              <w:bottom w:val="single" w:sz="4" w:space="0" w:color="000000"/>
-              <w:right w:val="single" w:sz="4" w:space="0" w:color="000000"/>
-            </w:tcBorders>
-            <w:vAlign w:val="center"/>
-          </w:tcPr>
-          <w:p>
-            <w:pPr>
-              <w:spacing w:before="40" w:after="40"/>
-              <w:jc w:val="left"/>
-            </w:pPr>
-            <w:r>
-              <w:rPr>
-                <w:rFonts w:ascii="Adani" w:hAnsi="Adani"/>
-                <w:b w:val="0"/>
-                <w:sz w:val="18"/>
-                <w:u w:val="none"/>
-              </w:rPr>
-              <w:t>Director</w:t>
-            </w:r>
-          </w:p>
-        </w:tc>
-        <w:tc>
-          <w:tcPr>
-            <w:tcW w:type="dxa" w:w="1020"/>
-            <w:shd w:val="clear" w:color="auto" w:fill="FFFFFF"/>
-            <w:tcBorders>
-              <w:top w:val="single" w:sz="4" w:space="0" w:color="000000"/>
-              <w:left w:val="single" w:sz="4" w:space="0" w:color="000000"/>
-              <w:bottom w:val="single" w:sz="4" w:space="0" w:color="000000"/>
-              <w:right w:val="single" w:sz="4" w:space="0" w:color="000000"/>
-            </w:tcBorders>
-            <w:vAlign w:val="center"/>
-          </w:tcPr>
-          <w:p>
-            <w:pPr>
-              <w:spacing w:before="40" w:after="40"/>
-              <w:jc w:val="left"/>
-            </w:pPr>
-            <w:r>
-              <w:rPr>
-                <w:rFonts w:ascii="Adani" w:hAnsi="Adani"/>
-                <w:b w:val="0"/>
-                <w:sz w:val="18"/>
-                <w:u w:val="none"/>
-              </w:rPr>
-              <w:t>NIL</w:t>
-            </w:r>
-          </w:p>
-        </w:tc>
-        <w:tc>
-          <w:tcPr>
-            <w:tcW w:type="dxa" w:w="1247"/>
-            <w:shd w:val="clear" w:color="auto" w:fill="FFFFFF"/>
-            <w:tcBorders>
-              <w:top w:val="single" w:sz="4" w:space="0" w:color="000000"/>
-              <w:left w:val="single" w:sz="4" w:space="0" w:color="000000"/>
-              <w:bottom w:val="single" w:sz="4" w:space="0" w:color="000000"/>
-              <w:right w:val="single" w:sz="4" w:space="0" w:color="000000"/>
-            </w:tcBorders>
-            <w:vAlign w:val="center"/>
-          </w:tcPr>
-          <w:p>
-            <w:pPr>
-              <w:spacing w:before="40" w:after="40"/>
-              <w:jc w:val="left"/>
-            </w:pPr>
-            <w:r>
-              <w:rPr>
-                <w:rFonts w:ascii="Adani" w:hAnsi="Adani"/>
-                <w:b w:val="0"/>
-                <w:sz w:val="18"/>
-                <w:u w:val="none"/>
-              </w:rPr>
-              <w:t>30/09/2021</w:t>
-            </w:r>
-          </w:p>
-        </w:tc>
-      </w:tr>
-      <w:tr>
-        <w:tc>
-          <w:tcPr>
-            <w:tcW w:type="dxa" w:w="680"/>
-            <w:shd w:val="clear" w:color="auto" w:fill="FFFFFF"/>
-            <w:tcBorders>
-              <w:top w:val="single" w:sz="4" w:space="0" w:color="000000"/>
-              <w:left w:val="single" w:sz="4" w:space="0" w:color="000000"/>
-              <w:bottom w:val="single" w:sz="4" w:space="0" w:color="000000"/>
-              <w:right w:val="single" w:sz="4" w:space="0" w:color="000000"/>
-            </w:tcBorders>
-            <w:vAlign w:val="center"/>
-          </w:tcPr>
-          <w:p>
-            <w:pPr>
-              <w:spacing w:before="40" w:after="40"/>
-              <w:jc w:val="left"/>
-            </w:pPr>
-            <w:r>
-              <w:rPr>
-                <w:rFonts w:ascii="Adani" w:hAnsi="Adani"/>
-                <w:b w:val="0"/>
-                <w:sz w:val="18"/>
-                <w:u w:val="none"/>
-              </w:rPr>
-              <w:t>12</w:t>
-            </w:r>
-          </w:p>
-        </w:tc>
-        <w:tc>
-          <w:tcPr>
-            <w:tcW w:type="dxa" w:w="3969"/>
-            <w:shd w:val="clear" w:color="auto" w:fill="FFFFFF"/>
-            <w:tcBorders>
-              <w:top w:val="single" w:sz="4" w:space="0" w:color="000000"/>
-              <w:left w:val="single" w:sz="4" w:space="0" w:color="000000"/>
-              <w:bottom w:val="single" w:sz="4" w:space="0" w:color="000000"/>
-              <w:right w:val="single" w:sz="4" w:space="0" w:color="000000"/>
-            </w:tcBorders>
-            <w:vAlign w:val="center"/>
-          </w:tcPr>
-          <w:p>
-            <w:pPr>
-              <w:spacing w:before="40" w:after="40"/>
-              <w:jc w:val="left"/>
-            </w:pPr>
-            <w:r>
-              <w:rPr>
-                <w:rFonts w:ascii="Adani" w:hAnsi="Adani"/>
-                <w:b w:val="0"/>
-                <w:sz w:val="18"/>
-                <w:u w:val="none"/>
-              </w:rPr>
-              <w:t>ADANI RENEWABLE ENERGY TWENTY FOUR PRIVATE LIMITED</w:t>
-            </w:r>
-          </w:p>
-        </w:tc>
-        <w:tc>
-          <w:tcPr>
-            <w:tcW w:type="dxa" w:w="1814"/>
-            <w:shd w:val="clear" w:color="auto" w:fill="FFFFFF"/>
-            <w:tcBorders>
-              <w:top w:val="single" w:sz="4" w:space="0" w:color="000000"/>
-              <w:left w:val="single" w:sz="4" w:space="0" w:color="000000"/>
-              <w:bottom w:val="single" w:sz="4" w:space="0" w:color="000000"/>
-              <w:right w:val="single" w:sz="4" w:space="0" w:color="000000"/>
-            </w:tcBorders>
-            <w:vAlign w:val="center"/>
-          </w:tcPr>
-          <w:p>
-            <w:pPr>
-              <w:spacing w:before="40" w:after="40"/>
-              <w:jc w:val="left"/>
-            </w:pPr>
-            <w:r>
-              <w:rPr>
-                <w:rFonts w:ascii="Adani" w:hAnsi="Adani"/>
-                <w:b w:val="0"/>
-                <w:sz w:val="18"/>
-                <w:u w:val="none"/>
-              </w:rPr>
-              <w:t>Director</w:t>
-            </w:r>
-          </w:p>
-        </w:tc>
-        <w:tc>
-          <w:tcPr>
-            <w:tcW w:type="dxa" w:w="1020"/>
-            <w:shd w:val="clear" w:color="auto" w:fill="FFFFFF"/>
-            <w:tcBorders>
-              <w:top w:val="single" w:sz="4" w:space="0" w:color="000000"/>
-              <w:left w:val="single" w:sz="4" w:space="0" w:color="000000"/>
-              <w:bottom w:val="single" w:sz="4" w:space="0" w:color="000000"/>
-              <w:right w:val="single" w:sz="4" w:space="0" w:color="000000"/>
-            </w:tcBorders>
-            <w:vAlign w:val="center"/>
-          </w:tcPr>
-          <w:p>
-            <w:pPr>
-              <w:spacing w:before="40" w:after="40"/>
-              <w:jc w:val="left"/>
-            </w:pPr>
-            <w:r>
-              <w:rPr>
-                <w:rFonts w:ascii="Adani" w:hAnsi="Adani"/>
-                <w:b w:val="0"/>
-                <w:sz w:val="18"/>
-                <w:u w:val="none"/>
-              </w:rPr>
-              <w:t>NIL</w:t>
-            </w:r>
-          </w:p>
-        </w:tc>
-        <w:tc>
-          <w:tcPr>
-            <w:tcW w:type="dxa" w:w="1247"/>
-            <w:shd w:val="clear" w:color="auto" w:fill="FFFFFF"/>
-            <w:tcBorders>
-              <w:top w:val="single" w:sz="4" w:space="0" w:color="000000"/>
-              <w:left w:val="single" w:sz="4" w:space="0" w:color="000000"/>
-              <w:bottom w:val="single" w:sz="4" w:space="0" w:color="000000"/>
-              <w:right w:val="single" w:sz="4" w:space="0" w:color="000000"/>
-            </w:tcBorders>
-            <w:vAlign w:val="center"/>
-          </w:tcPr>
-          <w:p>
-            <w:pPr>
-              <w:spacing w:before="40" w:after="40"/>
-              <w:jc w:val="left"/>
-            </w:pPr>
-            <w:r>
-              <w:rPr>
-                <w:rFonts w:ascii="Adani" w:hAnsi="Adani"/>
-                <w:b w:val="0"/>
-                <w:sz w:val="18"/>
-                <w:u w:val="none"/>
-              </w:rPr>
-              <w:t>30/09/2021</w:t>
-            </w:r>
-          </w:p>
-        </w:tc>
-      </w:tr>
-      <w:tr>
-        <w:tc>
-          <w:tcPr>
-            <w:tcW w:type="dxa" w:w="680"/>
-            <w:shd w:val="clear" w:color="auto" w:fill="FFFFFF"/>
-            <w:tcBorders>
-              <w:top w:val="single" w:sz="4" w:space="0" w:color="000000"/>
-              <w:left w:val="single" w:sz="4" w:space="0" w:color="000000"/>
-              <w:bottom w:val="single" w:sz="4" w:space="0" w:color="000000"/>
-              <w:right w:val="single" w:sz="4" w:space="0" w:color="000000"/>
-            </w:tcBorders>
-            <w:vAlign w:val="center"/>
-          </w:tcPr>
-          <w:p>
-            <w:pPr>
-              <w:spacing w:before="40" w:after="40"/>
-              <w:jc w:val="left"/>
-            </w:pPr>
-            <w:r>
-              <w:rPr>
-                <w:rFonts w:ascii="Adani" w:hAnsi="Adani"/>
-                <w:b w:val="0"/>
-                <w:sz w:val="18"/>
-                <w:u w:val="none"/>
-              </w:rPr>
-              <w:t>13</w:t>
-            </w:r>
-          </w:p>
-        </w:tc>
-        <w:tc>
-          <w:tcPr>
-            <w:tcW w:type="dxa" w:w="3969"/>
-            <w:shd w:val="clear" w:color="auto" w:fill="FFFFFF"/>
-            <w:tcBorders>
-              <w:top w:val="single" w:sz="4" w:space="0" w:color="000000"/>
-              <w:left w:val="single" w:sz="4" w:space="0" w:color="000000"/>
-              <w:bottom w:val="single" w:sz="4" w:space="0" w:color="000000"/>
-              <w:right w:val="single" w:sz="4" w:space="0" w:color="000000"/>
-            </w:tcBorders>
-            <w:vAlign w:val="center"/>
-          </w:tcPr>
-          <w:p>
-            <w:pPr>
-              <w:spacing w:before="40" w:after="40"/>
-              <w:jc w:val="left"/>
-            </w:pPr>
-            <w:r>
-              <w:rPr>
-                <w:rFonts w:ascii="Adani" w:hAnsi="Adani"/>
-                <w:b w:val="0"/>
-                <w:sz w:val="18"/>
-                <w:u w:val="none"/>
-              </w:rPr>
               <w:t>ADANI SOLAR ENERGY JODHPUR NINE LIMITED</w:t>
-            </w:r>
-          </w:p>
-        </w:tc>
-        <w:tc>
-          <w:tcPr>
-            <w:tcW w:type="dxa" w:w="1814"/>
-            <w:shd w:val="clear" w:color="auto" w:fill="FFFFFF"/>
-            <w:tcBorders>
-              <w:top w:val="single" w:sz="4" w:space="0" w:color="000000"/>
-              <w:left w:val="single" w:sz="4" w:space="0" w:color="000000"/>
-              <w:bottom w:val="single" w:sz="4" w:space="0" w:color="000000"/>
-              <w:right w:val="single" w:sz="4" w:space="0" w:color="000000"/>
-            </w:tcBorders>
-            <w:vAlign w:val="center"/>
-          </w:tcPr>
-          <w:p>
-            <w:pPr>
-              <w:spacing w:before="40" w:after="40"/>
-              <w:jc w:val="left"/>
-            </w:pPr>
-            <w:r>
-              <w:rPr>
-                <w:rFonts w:ascii="Adani" w:hAnsi="Adani"/>
-                <w:b w:val="0"/>
-                <w:sz w:val="18"/>
-                <w:u w:val="none"/>
-              </w:rPr>
-              <w:t>Director</w:t>
-            </w:r>
-          </w:p>
-        </w:tc>
-        <w:tc>
-          <w:tcPr>
-            <w:tcW w:type="dxa" w:w="1020"/>
-            <w:shd w:val="clear" w:color="auto" w:fill="FFFFFF"/>
-            <w:tcBorders>
-              <w:top w:val="single" w:sz="4" w:space="0" w:color="000000"/>
-              <w:left w:val="single" w:sz="4" w:space="0" w:color="000000"/>
-              <w:bottom w:val="single" w:sz="4" w:space="0" w:color="000000"/>
-              <w:right w:val="single" w:sz="4" w:space="0" w:color="000000"/>
-            </w:tcBorders>
-            <w:vAlign w:val="center"/>
-          </w:tcPr>
-          <w:p>
-            <w:pPr>
-              <w:spacing w:before="40" w:after="40"/>
-              <w:jc w:val="left"/>
-            </w:pPr>
-            <w:r>
-              <w:rPr>
-                <w:rFonts w:ascii="Adani" w:hAnsi="Adani"/>
-                <w:b w:val="0"/>
-                <w:sz w:val="18"/>
-                <w:u w:val="none"/>
-              </w:rPr>
-              <w:t>NIL</w:t>
-            </w:r>
-          </w:p>
-        </w:tc>
-        <w:tc>
-          <w:tcPr>
-            <w:tcW w:type="dxa" w:w="1247"/>
-            <w:shd w:val="clear" w:color="auto" w:fill="FFFFFF"/>
-            <w:tcBorders>
-              <w:top w:val="single" w:sz="4" w:space="0" w:color="000000"/>
-              <w:left w:val="single" w:sz="4" w:space="0" w:color="000000"/>
-              <w:bottom w:val="single" w:sz="4" w:space="0" w:color="000000"/>
-              <w:right w:val="single" w:sz="4" w:space="0" w:color="000000"/>
-            </w:tcBorders>
-            <w:vAlign w:val="center"/>
-          </w:tcPr>
-          <w:p>
-            <w:pPr>
-              <w:spacing w:before="40" w:after="40"/>
-              <w:jc w:val="left"/>
-            </w:pPr>
-            <w:r>
-              <w:rPr>
-                <w:rFonts w:ascii="Adani" w:hAnsi="Adani"/>
-                <w:b w:val="0"/>
-                <w:sz w:val="18"/>
-                <w:u w:val="none"/>
-              </w:rPr>
-              <w:t>30/09/2021</w:t>
-            </w:r>
-          </w:p>
-        </w:tc>
-      </w:tr>
-      <w:tr>
-        <w:tc>
-          <w:tcPr>
-            <w:tcW w:type="dxa" w:w="680"/>
-            <w:shd w:val="clear" w:color="auto" w:fill="FFFFFF"/>
-            <w:tcBorders>
-              <w:top w:val="single" w:sz="4" w:space="0" w:color="000000"/>
-              <w:left w:val="single" w:sz="4" w:space="0" w:color="000000"/>
-              <w:bottom w:val="single" w:sz="4" w:space="0" w:color="000000"/>
-              <w:right w:val="single" w:sz="4" w:space="0" w:color="000000"/>
-            </w:tcBorders>
-            <w:vAlign w:val="center"/>
-          </w:tcPr>
-          <w:p>
-            <w:pPr>
-              <w:spacing w:before="40" w:after="40"/>
-              <w:jc w:val="left"/>
-            </w:pPr>
-            <w:r>
-              <w:rPr>
-                <w:rFonts w:ascii="Adani" w:hAnsi="Adani"/>
-                <w:b w:val="0"/>
-                <w:sz w:val="18"/>
-                <w:u w:val="none"/>
-              </w:rPr>
-              <w:t>14</w:t>
-            </w:r>
-          </w:p>
-        </w:tc>
-        <w:tc>
-          <w:tcPr>
-            <w:tcW w:type="dxa" w:w="3969"/>
-            <w:shd w:val="clear" w:color="auto" w:fill="FFFFFF"/>
-            <w:tcBorders>
-              <w:top w:val="single" w:sz="4" w:space="0" w:color="000000"/>
-              <w:left w:val="single" w:sz="4" w:space="0" w:color="000000"/>
-              <w:bottom w:val="single" w:sz="4" w:space="0" w:color="000000"/>
-              <w:right w:val="single" w:sz="4" w:space="0" w:color="000000"/>
-            </w:tcBorders>
-            <w:vAlign w:val="center"/>
-          </w:tcPr>
-          <w:p>
-            <w:pPr>
-              <w:spacing w:before="40" w:after="40"/>
-              <w:jc w:val="left"/>
-            </w:pPr>
-            <w:r>
-              <w:rPr>
-                <w:rFonts w:ascii="Adani" w:hAnsi="Adani"/>
-                <w:b w:val="0"/>
-                <w:sz w:val="18"/>
-                <w:u w:val="none"/>
-              </w:rPr>
-              <w:t>ADANI SOLAR ENERGY JODHPUR TEN LIMITED</w:t>
-            </w:r>
-          </w:p>
-        </w:tc>
-        <w:tc>
-          <w:tcPr>
-            <w:tcW w:type="dxa" w:w="1814"/>
-            <w:shd w:val="clear" w:color="auto" w:fill="FFFFFF"/>
-            <w:tcBorders>
-              <w:top w:val="single" w:sz="4" w:space="0" w:color="000000"/>
-              <w:left w:val="single" w:sz="4" w:space="0" w:color="000000"/>
-              <w:bottom w:val="single" w:sz="4" w:space="0" w:color="000000"/>
-              <w:right w:val="single" w:sz="4" w:space="0" w:color="000000"/>
-            </w:tcBorders>
-            <w:vAlign w:val="center"/>
-          </w:tcPr>
-          <w:p>
-            <w:pPr>
-              <w:spacing w:before="40" w:after="40"/>
-              <w:jc w:val="left"/>
-            </w:pPr>
-            <w:r>
-              <w:rPr>
-                <w:rFonts w:ascii="Adani" w:hAnsi="Adani"/>
-                <w:b w:val="0"/>
-                <w:sz w:val="18"/>
-                <w:u w:val="none"/>
-              </w:rPr>
-              <w:t>Director</w:t>
-            </w:r>
-          </w:p>
-        </w:tc>
-        <w:tc>
-          <w:tcPr>
-            <w:tcW w:type="dxa" w:w="1020"/>
-            <w:shd w:val="clear" w:color="auto" w:fill="FFFFFF"/>
-            <w:tcBorders>
-              <w:top w:val="single" w:sz="4" w:space="0" w:color="000000"/>
-              <w:left w:val="single" w:sz="4" w:space="0" w:color="000000"/>
-              <w:bottom w:val="single" w:sz="4" w:space="0" w:color="000000"/>
-              <w:right w:val="single" w:sz="4" w:space="0" w:color="000000"/>
-            </w:tcBorders>
-            <w:vAlign w:val="center"/>
-          </w:tcPr>
-          <w:p>
-            <w:pPr>
-              <w:spacing w:before="40" w:after="40"/>
-              <w:jc w:val="left"/>
-            </w:pPr>
-            <w:r>
-              <w:rPr>
-                <w:rFonts w:ascii="Adani" w:hAnsi="Adani"/>
-                <w:b w:val="0"/>
-                <w:sz w:val="18"/>
-                <w:u w:val="none"/>
-              </w:rPr>
-              <w:t>NIL</w:t>
-            </w:r>
-          </w:p>
-        </w:tc>
-        <w:tc>
-          <w:tcPr>
-            <w:tcW w:type="dxa" w:w="1247"/>
-            <w:shd w:val="clear" w:color="auto" w:fill="FFFFFF"/>
-            <w:tcBorders>
-              <w:top w:val="single" w:sz="4" w:space="0" w:color="000000"/>
-              <w:left w:val="single" w:sz="4" w:space="0" w:color="000000"/>
-              <w:bottom w:val="single" w:sz="4" w:space="0" w:color="000000"/>
-              <w:right w:val="single" w:sz="4" w:space="0" w:color="000000"/>
-            </w:tcBorders>
-            <w:vAlign w:val="center"/>
-          </w:tcPr>
-          <w:p>
-            <w:pPr>
-              <w:spacing w:before="40" w:after="40"/>
-              <w:jc w:val="left"/>
-            </w:pPr>
-            <w:r>
-              <w:rPr>
-                <w:rFonts w:ascii="Adani" w:hAnsi="Adani"/>
-                <w:b w:val="0"/>
-                <w:sz w:val="18"/>
-                <w:u w:val="none"/>
-              </w:rPr>
-              <w:t>30/09/2021</w:t>
-            </w:r>
-          </w:p>
-        </w:tc>
-      </w:tr>
-      <w:tr>
-        <w:tc>
-          <w:tcPr>
-            <w:tcW w:type="dxa" w:w="680"/>
-            <w:shd w:val="clear" w:color="auto" w:fill="FFFFFF"/>
-            <w:tcBorders>
-              <w:top w:val="single" w:sz="4" w:space="0" w:color="000000"/>
-              <w:left w:val="single" w:sz="4" w:space="0" w:color="000000"/>
-              <w:bottom w:val="single" w:sz="4" w:space="0" w:color="000000"/>
-              <w:right w:val="single" w:sz="4" w:space="0" w:color="000000"/>
-            </w:tcBorders>
-            <w:vAlign w:val="center"/>
-          </w:tcPr>
-          <w:p>
-            <w:pPr>
-              <w:spacing w:before="40" w:after="40"/>
-              <w:jc w:val="left"/>
-            </w:pPr>
-            <w:r>
-              <w:rPr>
-                <w:rFonts w:ascii="Adani" w:hAnsi="Adani"/>
-                <w:b w:val="0"/>
-                <w:sz w:val="18"/>
-                <w:u w:val="none"/>
-              </w:rPr>
-              <w:t>15</w:t>
-            </w:r>
-          </w:p>
-        </w:tc>
-        <w:tc>
-          <w:tcPr>
-            <w:tcW w:type="dxa" w:w="3969"/>
-            <w:shd w:val="clear" w:color="auto" w:fill="FFFFFF"/>
-            <w:tcBorders>
-              <w:top w:val="single" w:sz="4" w:space="0" w:color="000000"/>
-              <w:left w:val="single" w:sz="4" w:space="0" w:color="000000"/>
-              <w:bottom w:val="single" w:sz="4" w:space="0" w:color="000000"/>
-              <w:right w:val="single" w:sz="4" w:space="0" w:color="000000"/>
-            </w:tcBorders>
-            <w:vAlign w:val="center"/>
-          </w:tcPr>
-          <w:p>
-            <w:pPr>
-              <w:spacing w:before="40" w:after="40"/>
-              <w:jc w:val="left"/>
-            </w:pPr>
-            <w:r>
-              <w:rPr>
-                <w:rFonts w:ascii="Adani" w:hAnsi="Adani"/>
-                <w:b w:val="0"/>
-                <w:sz w:val="18"/>
-                <w:u w:val="none"/>
-              </w:rPr>
-              <w:t>ADANI RENEWABLE ENERGY TWENTY SIX PRIVATE LIMITED</w:t>
-            </w:r>
-          </w:p>
-        </w:tc>
-        <w:tc>
-          <w:tcPr>
-            <w:tcW w:type="dxa" w:w="1814"/>
-            <w:shd w:val="clear" w:color="auto" w:fill="FFFFFF"/>
-            <w:tcBorders>
-              <w:top w:val="single" w:sz="4" w:space="0" w:color="000000"/>
-              <w:left w:val="single" w:sz="4" w:space="0" w:color="000000"/>
-              <w:bottom w:val="single" w:sz="4" w:space="0" w:color="000000"/>
-              <w:right w:val="single" w:sz="4" w:space="0" w:color="000000"/>
-            </w:tcBorders>
-            <w:vAlign w:val="center"/>
-          </w:tcPr>
-          <w:p>
-            <w:pPr>
-              <w:spacing w:before="40" w:after="40"/>
-              <w:jc w:val="left"/>
-            </w:pPr>
-            <w:r>
-              <w:rPr>
-                <w:rFonts w:ascii="Adani" w:hAnsi="Adani"/>
-                <w:b w:val="0"/>
-                <w:sz w:val="18"/>
-                <w:u w:val="none"/>
-              </w:rPr>
-              <w:t>Director</w:t>
-            </w:r>
-          </w:p>
-        </w:tc>
-        <w:tc>
-          <w:tcPr>
-            <w:tcW w:type="dxa" w:w="1020"/>
-            <w:shd w:val="clear" w:color="auto" w:fill="FFFFFF"/>
-            <w:tcBorders>
-              <w:top w:val="single" w:sz="4" w:space="0" w:color="000000"/>
-              <w:left w:val="single" w:sz="4" w:space="0" w:color="000000"/>
-              <w:bottom w:val="single" w:sz="4" w:space="0" w:color="000000"/>
-              <w:right w:val="single" w:sz="4" w:space="0" w:color="000000"/>
-            </w:tcBorders>
-            <w:vAlign w:val="center"/>
-          </w:tcPr>
-          <w:p>
-            <w:pPr>
-              <w:spacing w:before="40" w:after="40"/>
-              <w:jc w:val="left"/>
-            </w:pPr>
-            <w:r>
-              <w:rPr>
-                <w:rFonts w:ascii="Adani" w:hAnsi="Adani"/>
-                <w:b w:val="0"/>
-                <w:sz w:val="18"/>
-                <w:u w:val="none"/>
-              </w:rPr>
-              <w:t>NIL</w:t>
-            </w:r>
-          </w:p>
-        </w:tc>
-        <w:tc>
-          <w:tcPr>
-            <w:tcW w:type="dxa" w:w="1247"/>
-            <w:shd w:val="clear" w:color="auto" w:fill="FFFFFF"/>
-            <w:tcBorders>
-              <w:top w:val="single" w:sz="4" w:space="0" w:color="000000"/>
-              <w:left w:val="single" w:sz="4" w:space="0" w:color="000000"/>
-              <w:bottom w:val="single" w:sz="4" w:space="0" w:color="000000"/>
-              <w:right w:val="single" w:sz="4" w:space="0" w:color="000000"/>
-            </w:tcBorders>
-            <w:vAlign w:val="center"/>
-          </w:tcPr>
-          <w:p>
-            <w:pPr>
-              <w:spacing w:before="40" w:after="40"/>
-              <w:jc w:val="left"/>
-            </w:pPr>
-            <w:r>
-              <w:rPr>
-                <w:rFonts w:ascii="Adani" w:hAnsi="Adani"/>
-                <w:b w:val="0"/>
-                <w:sz w:val="18"/>
-                <w:u w:val="none"/>
-              </w:rPr>
-              <w:t>30/09/2021</w:t>
-            </w:r>
-          </w:p>
-        </w:tc>
-      </w:tr>
-      <w:tr>
-        <w:tc>
-          <w:tcPr>
-            <w:tcW w:type="dxa" w:w="680"/>
-            <w:shd w:val="clear" w:color="auto" w:fill="FFFFFF"/>
-            <w:tcBorders>
-              <w:top w:val="single" w:sz="4" w:space="0" w:color="000000"/>
-              <w:left w:val="single" w:sz="4" w:space="0" w:color="000000"/>
-              <w:bottom w:val="single" w:sz="4" w:space="0" w:color="000000"/>
-              <w:right w:val="single" w:sz="4" w:space="0" w:color="000000"/>
-            </w:tcBorders>
-            <w:vAlign w:val="center"/>
-          </w:tcPr>
-          <w:p>
-            <w:pPr>
-              <w:spacing w:before="40" w:after="40"/>
-              <w:jc w:val="left"/>
-            </w:pPr>
-            <w:r>
-              <w:rPr>
-                <w:rFonts w:ascii="Adani" w:hAnsi="Adani"/>
-                <w:b w:val="0"/>
-                <w:sz w:val="18"/>
-                <w:u w:val="none"/>
-              </w:rPr>
-              <w:t>16</w:t>
-            </w:r>
-          </w:p>
-        </w:tc>
-        <w:tc>
-          <w:tcPr>
-            <w:tcW w:type="dxa" w:w="3969"/>
-            <w:shd w:val="clear" w:color="auto" w:fill="FFFFFF"/>
-            <w:tcBorders>
-              <w:top w:val="single" w:sz="4" w:space="0" w:color="000000"/>
-              <w:left w:val="single" w:sz="4" w:space="0" w:color="000000"/>
-              <w:bottom w:val="single" w:sz="4" w:space="0" w:color="000000"/>
-              <w:right w:val="single" w:sz="4" w:space="0" w:color="000000"/>
-            </w:tcBorders>
-            <w:vAlign w:val="center"/>
-          </w:tcPr>
-          <w:p>
-            <w:pPr>
-              <w:spacing w:before="40" w:after="40"/>
-              <w:jc w:val="left"/>
-            </w:pPr>
-            <w:r>
-              <w:rPr>
-                <w:rFonts w:ascii="Adani" w:hAnsi="Adani"/>
-                <w:b w:val="0"/>
-                <w:sz w:val="18"/>
-                <w:u w:val="none"/>
-              </w:rPr>
-              <w:t>ADANI RENEWABLE ENERGY TWENTY EIGHT PRIVATE LIMITED</w:t>
             </w:r>
           </w:p>
         </w:tc>
@@ -2840,7 +1988,7 @@
                 <w:sz w:val="18"/>
                 <w:u w:val="none"/>
               </w:rPr>
-              <w:t>Date:   27th May, 2026</w:t>
+              <w:t>Date:   09th June, 2026</w:t>
             </w:r>
           </w:p>
         </w:tc>
@@ -3877,7 +3025,7 @@
                 <w:sz w:val="18"/>
                 <w:u w:val="none"/>
               </w:rPr>
-              <w:t>Date:   27th May, 2026</w:t>
+              <w:t>Date:   09th June, 2026</w:t>
             </w:r>
           </w:p>
         </w:tc>
@@ -4038,7 +3186,7 @@
           <w:sz w:val="20"/>
           <w:u w:val="none"/>
         </w:rPr>
-        <w:t>27th May, 2026</w:t>
+        <w:t>09th June, 2026</w:t>
       </w:r>
     </w:p>
     <w:p>
@@ -4188,37 +3336,7 @@
           <w:sz w:val="20"/>
           <w:u w:val="none"/>
         </w:rPr>
-        <w:t>ADANI RENEWABLE ENERGY TWENTY THREE PRIVATE LIMITED</w:t>
-      </w:r>
-    </w:p>
-    <w:p>
-      <w:pPr>
-        <w:spacing w:before="0" w:after="20"/>
-        <w:jc w:val="left"/>
-      </w:pPr>
-      <w:r>
-        <w:rPr>
-          <w:rFonts w:ascii="Adani" w:hAnsi="Adani"/>
-          <w:b/>
-          <w:sz w:val="20"/>
-          <w:u w:val="none"/>
-        </w:rPr>
-        <w:t>ADANI RENEWABLE ENERGY TWENTY TWO PRIVATE LIMITED</w:t>
-      </w:r>
-    </w:p>
-    <w:p>
-      <w:pPr>
-        <w:spacing w:before="0" w:after="20"/>
-        <w:jc w:val="left"/>
-      </w:pPr>
-      <w:r>
-        <w:rPr>
-          <w:rFonts w:ascii="Adani" w:hAnsi="Adani"/>
-          <w:b/>
-          <w:sz w:val="20"/>
-          <w:u w:val="none"/>
-        </w:rPr>
-        <w:t>ADANI RENEWABLE ENERGY THIRTY FOUR PRIVATE LIMITED</w:t>
+        <w:t>ADANI SOLAR ENERGY JODHPUR TEN LIMITED</w:t>
       </w:r>
     </w:p>
     <w:p>
@@ -4248,67 +3366,7 @@
           <w:sz w:val="20"/>
           <w:u w:val="none"/>
         </w:rPr>
-        <w:t>ADANI RENEWABLE ENERGY TWENTY FOUR PRIVATE LIMITED</w:t>
-      </w:r>
-    </w:p>
-    <w:p>
-      <w:pPr>
-        <w:spacing w:before="0" w:after="20"/>
-        <w:jc w:val="left"/>
-      </w:pPr>
-      <w:r>
-        <w:rPr>
-          <w:rFonts w:ascii="Adani" w:hAnsi="Adani"/>
-          <w:b/>
-          <w:sz w:val="20"/>
-          <w:u w:val="none"/>
-        </w:rPr>
         <w:t>ADANI SOLAR ENERGY JODHPUR NINE LIMITED</w:t>
-      </w:r>
-    </w:p>
-    <w:p>
-      <w:pPr>
-        <w:spacing w:before="0" w:after="20"/>
-        <w:jc w:val="left"/>
-      </w:pPr>
-      <w:r>
-        <w:rPr>
-          <w:rFonts w:ascii="Adani" w:hAnsi="Adani"/>
-          <w:b/>
-          <w:sz w:val="20"/>
-          <w:u w:val="none"/>
-        </w:rPr>
-        <w:t>ADANI SOLAR ENERGY JODHPUR TEN LIMITED</w:t>
-      </w:r>
-    </w:p>
-    <w:p>
-      <w:pPr>
-        <w:spacing w:before="0" w:after="20"/>
-        <w:jc w:val="left"/>
-      </w:pPr>
-      <w:r>
-        <w:rPr>
-          <w:rFonts w:ascii="Adani" w:hAnsi="Adani"/>
-          <w:b/>
-          <w:sz w:val="20"/>
-          <w:u w:val="none"/>
-        </w:rPr>
-        <w:t>ADANI RENEWABLE ENERGY TWENTY SIX PRIVATE LIMITED</w:t>
-      </w:r>
-    </w:p>
-    <w:p>
-      <w:pPr>
-        <w:spacing w:before="0" w:after="20"/>
-        <w:jc w:val="left"/>
-      </w:pPr>
-      <w:r>
-        <w:rPr>
-          <w:rFonts w:ascii="Adani" w:hAnsi="Adani"/>
-          <w:b/>
-          <w:sz w:val="20"/>
-          <w:u w:val="none"/>
-        </w:rPr>
-        <w:t>ADANI RENEWABLE ENERGY TWENTY EIGHT PRIVATE LIMITED</w:t>
       </w:r>
     </w:p>
     <w:p/>
@@ -4474,6 +3532,21 @@
           <w:sz w:val="20"/>
           <w:u w:val="none"/>
         </w:rPr>
+        <w:t>ADANI SOLAR ENERGY JODHPUR TEN LIMITED</w:t>
+      </w:r>
+    </w:p>
+    <w:p>
+      <w:pPr>
+        <w:spacing w:before="0" w:after="20"/>
+        <w:jc w:val="left"/>
+      </w:pPr>
+      <w:r>
+        <w:rPr>
+          <w:rFonts w:ascii="Adani" w:hAnsi="Adani"/>
+          <w:b w:val="0"/>
+          <w:sz w:val="20"/>
+          <w:u w:val="none"/>
+        </w:rPr>
         <w:t>ADANI SOLAR ENERGY JODHPUR EIGHT LIMITED</w:t>
       </w:r>
     </w:p>
@@ -4490,21 +3563,6 @@
           <w:u w:val="none"/>
         </w:rPr>
         <w:t>ADANI SOLAR ENERGY JODHPUR NINE LIMITED</w:t>
-      </w:r>
-    </w:p>
-    <w:p>
-      <w:pPr>
-        <w:spacing w:before="0" w:after="20"/>
-        <w:jc w:val="left"/>
-      </w:pPr>
-      <w:r>
-        <w:rPr>
-          <w:rFonts w:ascii="Adani" w:hAnsi="Adani"/>
-          <w:b w:val="0"/>
-          <w:sz w:val="20"/>
-          <w:u w:val="none"/>
-        </w:rPr>
-        <w:t>ADANI SOLAR ENERGY JODHPUR TEN LIMITED</w:t>
       </w:r>
     </w:p>
     <w:p/>
@@ -4559,8 +3617,8 @@
     </w:p>
     <w:p>
       <w:pPr>
-        <w:spacing w:before="0" w:after="20"/>
-        <w:jc w:val="left"/>
+        <w:spacing w:before="0" w:after="80"/>
+        <w:jc w:val="center"/>
       </w:pPr>
       <w:r>
         <w:rPr>
@@ -4569,82 +3627,10 @@
           <w:sz w:val="20"/>
           <w:u w:val="none"/>
         </w:rPr>
-        <w:t>ADANI RENEWABLE ENERGY TWENTY THREE PRIVATE LIMITED</w:t>
-      </w:r>
-    </w:p>
-    <w:p>
-      <w:pPr>
-        <w:spacing w:before="0" w:after="20"/>
-        <w:jc w:val="left"/>
-      </w:pPr>
-      <w:r>
-        <w:rPr>
-          <w:rFonts w:ascii="Adani" w:hAnsi="Adani"/>
-          <w:b w:val="0"/>
-          <w:sz w:val="20"/>
-          <w:u w:val="none"/>
-        </w:rPr>
-        <w:t>ADANI RENEWABLE ENERGY TWENTY TWO PRIVATE LIMITED</w:t>
-      </w:r>
-    </w:p>
-    <w:p>
-      <w:pPr>
-        <w:spacing w:before="0" w:after="20"/>
-        <w:jc w:val="left"/>
-      </w:pPr>
-      <w:r>
-        <w:rPr>
-          <w:rFonts w:ascii="Adani" w:hAnsi="Adani"/>
-          <w:b w:val="0"/>
-          <w:sz w:val="20"/>
-          <w:u w:val="none"/>
-        </w:rPr>
-        <w:t>ADANI RENEWABLE ENERGY THIRTY FOUR PRIVATE LIMITED</w:t>
-      </w:r>
-    </w:p>
-    <w:p>
-      <w:pPr>
-        <w:spacing w:before="0" w:after="20"/>
-        <w:jc w:val="left"/>
-      </w:pPr>
-      <w:r>
-        <w:rPr>
-          <w:rFonts w:ascii="Adani" w:hAnsi="Adani"/>
-          <w:b w:val="0"/>
-          <w:sz w:val="20"/>
-          <w:u w:val="none"/>
-        </w:rPr>
-        <w:t>ADANI RENEWABLE ENERGY TWENTY FOUR PRIVATE LIMITED</w:t>
-      </w:r>
-    </w:p>
-    <w:p>
-      <w:pPr>
-        <w:spacing w:before="0" w:after="20"/>
-        <w:jc w:val="left"/>
-      </w:pPr>
-      <w:r>
-        <w:rPr>
-          <w:rFonts w:ascii="Adani" w:hAnsi="Adani"/>
-          <w:b w:val="0"/>
-          <w:sz w:val="20"/>
-          <w:u w:val="none"/>
-        </w:rPr>
-        <w:t>ADANI RENEWABLE ENERGY TWENTY SIX PRIVATE LIMITED</w:t>
-      </w:r>
-    </w:p>
-    <w:p>
-      <w:pPr>
-        <w:spacing w:before="0" w:after="20"/>
-        <w:jc w:val="left"/>
-      </w:pPr>
-      <w:r>
-        <w:rPr>
-          <w:rFonts w:ascii="Adani" w:hAnsi="Adani"/>
-          <w:b w:val="0"/>
-          <w:sz w:val="20"/>
-          <w:u w:val="none"/>
-        </w:rPr>
-        <w:t>ADANI RENEWABLE ENERGY TWENTY EIGHT PRIVATE LIMITED</w:t>
+        <w:tab/>
+        <w:tab/>
+        <w:tab/>
+        <w:t>NIL</w:t>
       </w:r>
     </w:p>
     <w:p/>
@@ -5402,7 +4388,7 @@
                 <w:sz w:val="18"/>
                 <w:u w:val="none"/>
               </w:rPr>
-              <w:t>16</w:t>
+              <w:t>10</w:t>
             </w:r>
           </w:p>
         </w:tc>
@@ -5631,7 +4617,7 @@
                 <w:sz w:val="18"/>
                 <w:u w:val="none"/>
               </w:rPr>
-              <w:t>Additional Director</w:t>
+              <w:t>Whole-time director</w:t>
             </w:r>
           </w:p>
         </w:tc>
@@ -5659,7 +4645,7 @@
                 <w:sz w:val="18"/>
                 <w:u w:val="none"/>
               </w:rPr>
-              <w:t>08/01/2026</w:t>
+              <w:t>22/01/2026</w:t>
             </w:r>
           </w:p>
         </w:tc>
@@ -6373,7 +5359,7 @@
                 <w:sz w:val="18"/>
                 <w:u w:val="none"/>
               </w:rPr>
-              <w:t>U40106DL2020PTC361706</w:t>
+              <w:t>U40106DL2020PLC360882</w:t>
             </w:r>
           </w:p>
         </w:tc>
@@ -6401,235 +5387,7 @@
                 <w:sz w:val="18"/>
                 <w:u w:val="none"/>
               </w:rPr>
-              <w:t>ADANI RENEWABLE ENERGY TWENTY THREE PRIVATE LIMITED</w:t>
-            </w:r>
-          </w:p>
-        </w:tc>
-        <w:tc>
-          <w:tcPr>
-            <w:tcW w:type="dxa" w:w="1587"/>
-            <w:shd w:val="clear" w:color="auto" w:fill="FFFFFF"/>
-            <w:tcBorders>
-              <w:top w:val="single" w:sz="4" w:space="0" w:color="000000"/>
-              <w:left w:val="single" w:sz="4" w:space="0" w:color="000000"/>
-              <w:bottom w:val="single" w:sz="4" w:space="0" w:color="000000"/>
-              <w:right w:val="single" w:sz="4" w:space="0" w:color="000000"/>
-            </w:tcBorders>
-            <w:vAlign w:val="center"/>
-          </w:tcPr>
-          <w:p>
-            <w:pPr>
-              <w:spacing w:before="40" w:after="40"/>
-              <w:jc w:val="left"/>
-            </w:pPr>
-            <w:r>
-              <w:rPr>
-                <w:rFonts w:ascii="Adani" w:hAnsi="Adani"/>
-                <w:b w:val="0"/>
-                <w:sz w:val="18"/>
-                <w:u w:val="none"/>
-              </w:rPr>
-              <w:t>Director</w:t>
-            </w:r>
-          </w:p>
-        </w:tc>
-        <w:tc>
-          <w:tcPr>
-            <w:tcW w:type="dxa" w:w="1304"/>
-            <w:shd w:val="clear" w:color="auto" w:fill="FFFFFF"/>
-            <w:tcBorders>
-              <w:top w:val="single" w:sz="4" w:space="0" w:color="000000"/>
-              <w:left w:val="single" w:sz="4" w:space="0" w:color="000000"/>
-              <w:bottom w:val="single" w:sz="4" w:space="0" w:color="000000"/>
-              <w:right w:val="single" w:sz="4" w:space="0" w:color="000000"/>
-            </w:tcBorders>
-            <w:vAlign w:val="center"/>
-          </w:tcPr>
-          <w:p>
-            <w:pPr>
-              <w:spacing w:before="40" w:after="40"/>
-              <w:jc w:val="left"/>
-            </w:pPr>
-            <w:r>
-              <w:rPr>
-                <w:rFonts w:ascii="Adani" w:hAnsi="Adani"/>
-                <w:b w:val="0"/>
-                <w:sz w:val="18"/>
-                <w:u w:val="none"/>
-              </w:rPr>
-              <w:t>30/09/2021</w:t>
-            </w:r>
-          </w:p>
-        </w:tc>
-      </w:tr>
-      <w:tr>
-        <w:tc>
-          <w:tcPr>
-            <w:tcW w:type="dxa" w:w="2268"/>
-            <w:shd w:val="clear" w:color="auto" w:fill="FFFFFF"/>
-            <w:tcBorders>
-              <w:top w:val="single" w:sz="4" w:space="0" w:color="000000"/>
-              <w:left w:val="single" w:sz="4" w:space="0" w:color="000000"/>
-              <w:bottom w:val="single" w:sz="4" w:space="0" w:color="000000"/>
-              <w:right w:val="single" w:sz="4" w:space="0" w:color="000000"/>
-            </w:tcBorders>
-            <w:vAlign w:val="center"/>
-          </w:tcPr>
-          <w:p>
-            <w:pPr>
-              <w:spacing w:before="40" w:after="40"/>
-              <w:jc w:val="left"/>
-            </w:pPr>
-            <w:r>
-              <w:rPr>
-                <w:rFonts w:ascii="Adani" w:hAnsi="Adani"/>
-                <w:b w:val="0"/>
-                <w:sz w:val="18"/>
-                <w:u w:val="none"/>
-              </w:rPr>
-              <w:t>U40106DL2020PTC361717</w:t>
-            </w:r>
-          </w:p>
-        </w:tc>
-        <w:tc>
-          <w:tcPr>
-            <w:tcW w:type="dxa" w:w="4252"/>
-            <w:shd w:val="clear" w:color="auto" w:fill="FFFFFF"/>
-            <w:tcBorders>
-              <w:top w:val="single" w:sz="4" w:space="0" w:color="000000"/>
-              <w:left w:val="single" w:sz="4" w:space="0" w:color="000000"/>
-              <w:bottom w:val="single" w:sz="4" w:space="0" w:color="000000"/>
-              <w:right w:val="single" w:sz="4" w:space="0" w:color="000000"/>
-            </w:tcBorders>
-            <w:vAlign w:val="center"/>
-          </w:tcPr>
-          <w:p>
-            <w:pPr>
-              <w:spacing w:before="40" w:after="40"/>
-              <w:jc w:val="left"/>
-            </w:pPr>
-            <w:r>
-              <w:rPr>
-                <w:rFonts w:ascii="Adani" w:hAnsi="Adani"/>
-                <w:b w:val="0"/>
-                <w:sz w:val="18"/>
-                <w:u w:val="none"/>
-              </w:rPr>
-              <w:t>ADANI RENEWABLE ENERGY TWENTY TWO PRIVATE LIMITED</w:t>
-            </w:r>
-          </w:p>
-        </w:tc>
-        <w:tc>
-          <w:tcPr>
-            <w:tcW w:type="dxa" w:w="1587"/>
-            <w:shd w:val="clear" w:color="auto" w:fill="FFFFFF"/>
-            <w:tcBorders>
-              <w:top w:val="single" w:sz="4" w:space="0" w:color="000000"/>
-              <w:left w:val="single" w:sz="4" w:space="0" w:color="000000"/>
-              <w:bottom w:val="single" w:sz="4" w:space="0" w:color="000000"/>
-              <w:right w:val="single" w:sz="4" w:space="0" w:color="000000"/>
-            </w:tcBorders>
-            <w:vAlign w:val="center"/>
-          </w:tcPr>
-          <w:p>
-            <w:pPr>
-              <w:spacing w:before="40" w:after="40"/>
-              <w:jc w:val="left"/>
-            </w:pPr>
-            <w:r>
-              <w:rPr>
-                <w:rFonts w:ascii="Adani" w:hAnsi="Adani"/>
-                <w:b w:val="0"/>
-                <w:sz w:val="18"/>
-                <w:u w:val="none"/>
-              </w:rPr>
-              <w:t>Director</w:t>
-            </w:r>
-          </w:p>
-        </w:tc>
-        <w:tc>
-          <w:tcPr>
-            <w:tcW w:type="dxa" w:w="1304"/>
-            <w:shd w:val="clear" w:color="auto" w:fill="FFFFFF"/>
-            <w:tcBorders>
-              <w:top w:val="single" w:sz="4" w:space="0" w:color="000000"/>
-              <w:left w:val="single" w:sz="4" w:space="0" w:color="000000"/>
-              <w:bottom w:val="single" w:sz="4" w:space="0" w:color="000000"/>
-              <w:right w:val="single" w:sz="4" w:space="0" w:color="000000"/>
-            </w:tcBorders>
-            <w:vAlign w:val="center"/>
-          </w:tcPr>
-          <w:p>
-            <w:pPr>
-              <w:spacing w:before="40" w:after="40"/>
-              <w:jc w:val="left"/>
-            </w:pPr>
-            <w:r>
-              <w:rPr>
-                <w:rFonts w:ascii="Adani" w:hAnsi="Adani"/>
-                <w:b w:val="0"/>
-                <w:sz w:val="18"/>
-                <w:u w:val="none"/>
-              </w:rPr>
-              <w:t>30/09/2021</w:t>
-            </w:r>
-          </w:p>
-        </w:tc>
-      </w:tr>
-      <w:tr>
-        <w:tc>
-          <w:tcPr>
-            <w:tcW w:type="dxa" w:w="2268"/>
-            <w:shd w:val="clear" w:color="auto" w:fill="FFFFFF"/>
-            <w:tcBorders>
-              <w:top w:val="single" w:sz="4" w:space="0" w:color="000000"/>
-              <w:left w:val="single" w:sz="4" w:space="0" w:color="000000"/>
-              <w:bottom w:val="single" w:sz="4" w:space="0" w:color="000000"/>
-              <w:right w:val="single" w:sz="4" w:space="0" w:color="000000"/>
-            </w:tcBorders>
-            <w:vAlign w:val="center"/>
-          </w:tcPr>
-          <w:p>
-            <w:pPr>
-              <w:spacing w:before="40" w:after="40"/>
-              <w:jc w:val="left"/>
-            </w:pPr>
-            <w:r>
-              <w:rPr>
-                <w:rFonts w:ascii="Adani" w:hAnsi="Adani"/>
-                <w:b w:val="0"/>
-                <w:sz w:val="18"/>
-                <w:u w:val="none"/>
-              </w:rPr>
-              <w:t>U40106DL2020PTC361713</w:t>
-            </w:r>
-          </w:p>
-        </w:tc>
-        <w:tc>
-          <w:tcPr>
-            <w:tcW w:type="dxa" w:w="4252"/>
-            <w:shd w:val="clear" w:color="auto" w:fill="FFFFFF"/>
-            <w:tcBorders>
-              <w:top w:val="single" w:sz="4" w:space="0" w:color="000000"/>
-              <w:left w:val="single" w:sz="4" w:space="0" w:color="000000"/>
-              <w:bottom w:val="single" w:sz="4" w:space="0" w:color="000000"/>
-              <w:right w:val="single" w:sz="4" w:space="0" w:color="000000"/>
-            </w:tcBorders>
-            <w:vAlign w:val="center"/>
-          </w:tcPr>
-          <w:p>
-            <w:pPr>
-              <w:spacing w:before="40" w:after="40"/>
-              <w:jc w:val="left"/>
-            </w:pPr>
-            <w:r>
-              <w:rPr>
-                <w:rFonts w:ascii="Adani" w:hAnsi="Adani"/>
-                <w:b w:val="0"/>
-                <w:sz w:val="18"/>
-                <w:u w:val="none"/>
-              </w:rPr>
-              <w:t>ADANI RENEWABLE ENERGY THIRTY FOUR PRIVATE LIMITED</w:t>
+              <w:t>ADANI SOLAR ENERGY JODHPUR TEN LIMITED</w:t>
             </w:r>
           </w:p>
         </w:tc>
@@ -6829,120 +5587,6 @@
                 <w:sz w:val="18"/>
                 <w:u w:val="none"/>
               </w:rPr>
-              <w:t>U40108DL2020PTC361714</w:t>
-            </w:r>
-          </w:p>
-        </w:tc>
-        <w:tc>
-          <w:tcPr>
-            <w:tcW w:type="dxa" w:w="4252"/>
-            <w:shd w:val="clear" w:color="auto" w:fill="FFFFFF"/>
-            <w:tcBorders>
-              <w:top w:val="single" w:sz="4" w:space="0" w:color="000000"/>
-              <w:left w:val="single" w:sz="4" w:space="0" w:color="000000"/>
-              <w:bottom w:val="single" w:sz="4" w:space="0" w:color="000000"/>
-              <w:right w:val="single" w:sz="4" w:space="0" w:color="000000"/>
-            </w:tcBorders>
-            <w:vAlign w:val="center"/>
-          </w:tcPr>
-          <w:p>
-            <w:pPr>
-              <w:spacing w:before="40" w:after="40"/>
-              <w:jc w:val="left"/>
-            </w:pPr>
-            <w:r>
-              <w:rPr>
-                <w:rFonts w:ascii="Adani" w:hAnsi="Adani"/>
-                <w:b w:val="0"/>
-                <w:sz w:val="18"/>
-                <w:u w:val="none"/>
-              </w:rPr>
-              <w:t>ADANI RENEWABLE ENERGY TWENTY FOUR PRIVATE LIMITED</w:t>
-            </w:r>
-          </w:p>
-        </w:tc>
-        <w:tc>
-          <w:tcPr>
-            <w:tcW w:type="dxa" w:w="1587"/>
-            <w:shd w:val="clear" w:color="auto" w:fill="FFFFFF"/>
-            <w:tcBorders>
-              <w:top w:val="single" w:sz="4" w:space="0" w:color="000000"/>
-              <w:left w:val="single" w:sz="4" w:space="0" w:color="000000"/>
-              <w:bottom w:val="single" w:sz="4" w:space="0" w:color="000000"/>
-              <w:right w:val="single" w:sz="4" w:space="0" w:color="000000"/>
-            </w:tcBorders>
-            <w:vAlign w:val="center"/>
-          </w:tcPr>
-          <w:p>
-            <w:pPr>
-              <w:spacing w:before="40" w:after="40"/>
-              <w:jc w:val="left"/>
-            </w:pPr>
-            <w:r>
-              <w:rPr>
-                <w:rFonts w:ascii="Adani" w:hAnsi="Adani"/>
-                <w:b w:val="0"/>
-                <w:sz w:val="18"/>
-                <w:u w:val="none"/>
-              </w:rPr>
-              <w:t>Director</w:t>
-            </w:r>
-          </w:p>
-        </w:tc>
-        <w:tc>
-          <w:tcPr>
-            <w:tcW w:type="dxa" w:w="1304"/>
-            <w:shd w:val="clear" w:color="auto" w:fill="FFFFFF"/>
-            <w:tcBorders>
-              <w:top w:val="single" w:sz="4" w:space="0" w:color="000000"/>
-              <w:left w:val="single" w:sz="4" w:space="0" w:color="000000"/>
-              <w:bottom w:val="single" w:sz="4" w:space="0" w:color="000000"/>
-              <w:right w:val="single" w:sz="4" w:space="0" w:color="000000"/>
-            </w:tcBorders>
-            <w:vAlign w:val="center"/>
-          </w:tcPr>
-          <w:p>
-            <w:pPr>
-              <w:spacing w:before="40" w:after="40"/>
-              <w:jc w:val="left"/>
-            </w:pPr>
-            <w:r>
-              <w:rPr>
-                <w:rFonts w:ascii="Adani" w:hAnsi="Adani"/>
-                <w:b w:val="0"/>
-                <w:sz w:val="18"/>
-                <w:u w:val="none"/>
-              </w:rPr>
-              <w:t>30/09/2021</w:t>
-            </w:r>
-          </w:p>
-        </w:tc>
-      </w:tr>
-      <w:tr>
-        <w:tc>
-          <w:tcPr>
-            <w:tcW w:type="dxa" w:w="2268"/>
-            <w:shd w:val="clear" w:color="auto" w:fill="FFFFFF"/>
-            <w:tcBorders>
-              <w:top w:val="single" w:sz="4" w:space="0" w:color="000000"/>
-              <w:left w:val="single" w:sz="4" w:space="0" w:color="000000"/>
-              <w:bottom w:val="single" w:sz="4" w:space="0" w:color="000000"/>
-              <w:right w:val="single" w:sz="4" w:space="0" w:color="000000"/>
-            </w:tcBorders>
-            <w:vAlign w:val="center"/>
-          </w:tcPr>
-          <w:p>
-            <w:pPr>
-              <w:spacing w:before="40" w:after="40"/>
-              <w:jc w:val="left"/>
-            </w:pPr>
-            <w:r>
-              <w:rPr>
-                <w:rFonts w:ascii="Adani" w:hAnsi="Adani"/>
-                <w:b w:val="0"/>
-                <w:sz w:val="18"/>
-                <w:u w:val="none"/>
-              </w:rPr>
               <w:t>U40106DL2020PLC360883</w:t>
             </w:r>
           </w:p>
@@ -6972,348 +5616,6 @@
                 <w:u w:val="none"/>
               </w:rPr>
               <w:t>ADANI SOLAR ENERGY JODHPUR NINE LIMITED</w:t>
-            </w:r>
-          </w:p>
-        </w:tc>
-        <w:tc>
-          <w:tcPr>
-            <w:tcW w:type="dxa" w:w="1587"/>
-            <w:shd w:val="clear" w:color="auto" w:fill="FFFFFF"/>
-            <w:tcBorders>
-              <w:top w:val="single" w:sz="4" w:space="0" w:color="000000"/>
-              <w:left w:val="single" w:sz="4" w:space="0" w:color="000000"/>
-              <w:bottom w:val="single" w:sz="4" w:space="0" w:color="000000"/>
-              <w:right w:val="single" w:sz="4" w:space="0" w:color="000000"/>
-            </w:tcBorders>
-            <w:vAlign w:val="center"/>
-          </w:tcPr>
-          <w:p>
-            <w:pPr>
-              <w:spacing w:before="40" w:after="40"/>
-              <w:jc w:val="left"/>
-            </w:pPr>
-            <w:r>
-              <w:rPr>
-                <w:rFonts w:ascii="Adani" w:hAnsi="Adani"/>
-                <w:b w:val="0"/>
-                <w:sz w:val="18"/>
-                <w:u w:val="none"/>
-              </w:rPr>
-              <w:t>Director</w:t>
-            </w:r>
-          </w:p>
-        </w:tc>
-        <w:tc>
-          <w:tcPr>
-            <w:tcW w:type="dxa" w:w="1304"/>
-            <w:shd w:val="clear" w:color="auto" w:fill="FFFFFF"/>
-            <w:tcBorders>
-              <w:top w:val="single" w:sz="4" w:space="0" w:color="000000"/>
-              <w:left w:val="single" w:sz="4" w:space="0" w:color="000000"/>
-              <w:bottom w:val="single" w:sz="4" w:space="0" w:color="000000"/>
-              <w:right w:val="single" w:sz="4" w:space="0" w:color="000000"/>
-            </w:tcBorders>
-            <w:vAlign w:val="center"/>
-          </w:tcPr>
-          <w:p>
-            <w:pPr>
-              <w:spacing w:before="40" w:after="40"/>
-              <w:jc w:val="left"/>
-            </w:pPr>
-            <w:r>
-              <w:rPr>
-                <w:rFonts w:ascii="Adani" w:hAnsi="Adani"/>
-                <w:b w:val="0"/>
-                <w:sz w:val="18"/>
-                <w:u w:val="none"/>
-              </w:rPr>
-              <w:t>30/09/2021</w:t>
-            </w:r>
-          </w:p>
-        </w:tc>
-      </w:tr>
-      <w:tr>
-        <w:tc>
-          <w:tcPr>
-            <w:tcW w:type="dxa" w:w="2268"/>
-            <w:shd w:val="clear" w:color="auto" w:fill="FFFFFF"/>
-            <w:tcBorders>
-              <w:top w:val="single" w:sz="4" w:space="0" w:color="000000"/>
-              <w:left w:val="single" w:sz="4" w:space="0" w:color="000000"/>
-              <w:bottom w:val="single" w:sz="4" w:space="0" w:color="000000"/>
-              <w:right w:val="single" w:sz="4" w:space="0" w:color="000000"/>
-            </w:tcBorders>
-            <w:vAlign w:val="center"/>
-          </w:tcPr>
-          <w:p>
-            <w:pPr>
-              <w:spacing w:before="40" w:after="40"/>
-              <w:jc w:val="left"/>
-            </w:pPr>
-            <w:r>
-              <w:rPr>
-                <w:rFonts w:ascii="Adani" w:hAnsi="Adani"/>
-                <w:b w:val="0"/>
-                <w:sz w:val="18"/>
-                <w:u w:val="none"/>
-              </w:rPr>
-              <w:t>U40106DL2020PLC360882</w:t>
-            </w:r>
-          </w:p>
-        </w:tc>
-        <w:tc>
-          <w:tcPr>
-            <w:tcW w:type="dxa" w:w="4252"/>
-            <w:shd w:val="clear" w:color="auto" w:fill="FFFFFF"/>
-            <w:tcBorders>
-              <w:top w:val="single" w:sz="4" w:space="0" w:color="000000"/>
-              <w:left w:val="single" w:sz="4" w:space="0" w:color="000000"/>
-              <w:bottom w:val="single" w:sz="4" w:space="0" w:color="000000"/>
-              <w:right w:val="single" w:sz="4" w:space="0" w:color="000000"/>
-            </w:tcBorders>
-            <w:vAlign w:val="center"/>
-          </w:tcPr>
-          <w:p>
-            <w:pPr>
-              <w:spacing w:before="40" w:after="40"/>
-              <w:jc w:val="left"/>
-            </w:pPr>
-            <w:r>
-              <w:rPr>
-                <w:rFonts w:ascii="Adani" w:hAnsi="Adani"/>
-                <w:b w:val="0"/>
-                <w:sz w:val="18"/>
-                <w:u w:val="none"/>
-              </w:rPr>
-              <w:t>ADANI SOLAR ENERGY JODHPUR TEN LIMITED</w:t>
-            </w:r>
-          </w:p>
-        </w:tc>
-        <w:tc>
-          <w:tcPr>
-            <w:tcW w:type="dxa" w:w="1587"/>
-            <w:shd w:val="clear" w:color="auto" w:fill="FFFFFF"/>
-            <w:tcBorders>
-              <w:top w:val="single" w:sz="4" w:space="0" w:color="000000"/>
-              <w:left w:val="single" w:sz="4" w:space="0" w:color="000000"/>
-              <w:bottom w:val="single" w:sz="4" w:space="0" w:color="000000"/>
-              <w:right w:val="single" w:sz="4" w:space="0" w:color="000000"/>
-            </w:tcBorders>
-            <w:vAlign w:val="center"/>
-          </w:tcPr>
-          <w:p>
-            <w:pPr>
-              <w:spacing w:before="40" w:after="40"/>
-              <w:jc w:val="left"/>
-            </w:pPr>
-            <w:r>
-              <w:rPr>
-                <w:rFonts w:ascii="Adani" w:hAnsi="Adani"/>
-                <w:b w:val="0"/>
-                <w:sz w:val="18"/>
-                <w:u w:val="none"/>
-              </w:rPr>
-              <w:t>Director</w:t>
-            </w:r>
-          </w:p>
-        </w:tc>
-        <w:tc>
-          <w:tcPr>
-            <w:tcW w:type="dxa" w:w="1304"/>
-            <w:shd w:val="clear" w:color="auto" w:fill="FFFFFF"/>
-            <w:tcBorders>
-              <w:top w:val="single" w:sz="4" w:space="0" w:color="000000"/>
-              <w:left w:val="single" w:sz="4" w:space="0" w:color="000000"/>
-              <w:bottom w:val="single" w:sz="4" w:space="0" w:color="000000"/>
-              <w:right w:val="single" w:sz="4" w:space="0" w:color="000000"/>
-            </w:tcBorders>
-            <w:vAlign w:val="center"/>
-          </w:tcPr>
-          <w:p>
-            <w:pPr>
-              <w:spacing w:before="40" w:after="40"/>
-              <w:jc w:val="left"/>
-            </w:pPr>
-            <w:r>
-              <w:rPr>
-                <w:rFonts w:ascii="Adani" w:hAnsi="Adani"/>
-                <w:b w:val="0"/>
-                <w:sz w:val="18"/>
-                <w:u w:val="none"/>
-              </w:rPr>
-              <w:t>30/09/2021</w:t>
-            </w:r>
-          </w:p>
-        </w:tc>
-      </w:tr>
-      <w:tr>
-        <w:tc>
-          <w:tcPr>
-            <w:tcW w:type="dxa" w:w="2268"/>
-            <w:shd w:val="clear" w:color="auto" w:fill="FFFFFF"/>
-            <w:tcBorders>
-              <w:top w:val="single" w:sz="4" w:space="0" w:color="000000"/>
-              <w:left w:val="single" w:sz="4" w:space="0" w:color="000000"/>
-              <w:bottom w:val="single" w:sz="4" w:space="0" w:color="000000"/>
-              <w:right w:val="single" w:sz="4" w:space="0" w:color="000000"/>
-            </w:tcBorders>
-            <w:vAlign w:val="center"/>
-          </w:tcPr>
-          <w:p>
-            <w:pPr>
-              <w:spacing w:before="40" w:after="40"/>
-              <w:jc w:val="left"/>
-            </w:pPr>
-            <w:r>
-              <w:rPr>
-                <w:rFonts w:ascii="Adani" w:hAnsi="Adani"/>
-                <w:b w:val="0"/>
-                <w:sz w:val="18"/>
-                <w:u w:val="none"/>
-              </w:rPr>
-              <w:t>U40106DL2020PTC360631</w:t>
-            </w:r>
-          </w:p>
-        </w:tc>
-        <w:tc>
-          <w:tcPr>
-            <w:tcW w:type="dxa" w:w="4252"/>
-            <w:shd w:val="clear" w:color="auto" w:fill="FFFFFF"/>
-            <w:tcBorders>
-              <w:top w:val="single" w:sz="4" w:space="0" w:color="000000"/>
-              <w:left w:val="single" w:sz="4" w:space="0" w:color="000000"/>
-              <w:bottom w:val="single" w:sz="4" w:space="0" w:color="000000"/>
-              <w:right w:val="single" w:sz="4" w:space="0" w:color="000000"/>
-            </w:tcBorders>
-            <w:vAlign w:val="center"/>
-          </w:tcPr>
-          <w:p>
-            <w:pPr>
-              <w:spacing w:before="40" w:after="40"/>
-              <w:jc w:val="left"/>
-            </w:pPr>
-            <w:r>
-              <w:rPr>
-                <w:rFonts w:ascii="Adani" w:hAnsi="Adani"/>
-                <w:b w:val="0"/>
-                <w:sz w:val="18"/>
-                <w:u w:val="none"/>
-              </w:rPr>
-              <w:t>ADANI RENEWABLE ENERGY TWENTY SIX PRIVATE LIMITED</w:t>
-            </w:r>
-          </w:p>
-        </w:tc>
-        <w:tc>
-          <w:tcPr>
-            <w:tcW w:type="dxa" w:w="1587"/>
-            <w:shd w:val="clear" w:color="auto" w:fill="FFFFFF"/>
-            <w:tcBorders>
-              <w:top w:val="single" w:sz="4" w:space="0" w:color="000000"/>
-              <w:left w:val="single" w:sz="4" w:space="0" w:color="000000"/>
-              <w:bottom w:val="single" w:sz="4" w:space="0" w:color="000000"/>
-              <w:right w:val="single" w:sz="4" w:space="0" w:color="000000"/>
-            </w:tcBorders>
-            <w:vAlign w:val="center"/>
-          </w:tcPr>
-          <w:p>
-            <w:pPr>
-              <w:spacing w:before="40" w:after="40"/>
-              <w:jc w:val="left"/>
-            </w:pPr>
-            <w:r>
-              <w:rPr>
-                <w:rFonts w:ascii="Adani" w:hAnsi="Adani"/>
-                <w:b w:val="0"/>
-                <w:sz w:val="18"/>
-                <w:u w:val="none"/>
-              </w:rPr>
-              <w:t>Director</w:t>
-            </w:r>
-          </w:p>
-        </w:tc>
-        <w:tc>
-          <w:tcPr>
-            <w:tcW w:type="dxa" w:w="1304"/>
-            <w:shd w:val="clear" w:color="auto" w:fill="FFFFFF"/>
-            <w:tcBorders>
-              <w:top w:val="single" w:sz="4" w:space="0" w:color="000000"/>
-              <w:left w:val="single" w:sz="4" w:space="0" w:color="000000"/>
-              <w:bottom w:val="single" w:sz="4" w:space="0" w:color="000000"/>
-              <w:right w:val="single" w:sz="4" w:space="0" w:color="000000"/>
-            </w:tcBorders>
-            <w:vAlign w:val="center"/>
-          </w:tcPr>
-          <w:p>
-            <w:pPr>
-              <w:spacing w:before="40" w:after="40"/>
-              <w:jc w:val="left"/>
-            </w:pPr>
-            <w:r>
-              <w:rPr>
-                <w:rFonts w:ascii="Adani" w:hAnsi="Adani"/>
-                <w:b w:val="0"/>
-                <w:sz w:val="18"/>
-                <w:u w:val="none"/>
-              </w:rPr>
-              <w:t>30/09/2021</w:t>
-            </w:r>
-          </w:p>
-        </w:tc>
-      </w:tr>
-      <w:tr>
-        <w:tc>
-          <w:tcPr>
-            <w:tcW w:type="dxa" w:w="2268"/>
-            <w:shd w:val="clear" w:color="auto" w:fill="FFFFFF"/>
-            <w:tcBorders>
-              <w:top w:val="single" w:sz="4" w:space="0" w:color="000000"/>
-              <w:left w:val="single" w:sz="4" w:space="0" w:color="000000"/>
-              <w:bottom w:val="single" w:sz="4" w:space="0" w:color="000000"/>
-              <w:right w:val="single" w:sz="4" w:space="0" w:color="000000"/>
-            </w:tcBorders>
-            <w:vAlign w:val="center"/>
-          </w:tcPr>
-          <w:p>
-            <w:pPr>
-              <w:spacing w:before="40" w:after="40"/>
-              <w:jc w:val="left"/>
-            </w:pPr>
-            <w:r>
-              <w:rPr>
-                <w:rFonts w:ascii="Adani" w:hAnsi="Adani"/>
-                <w:b w:val="0"/>
-                <w:sz w:val="18"/>
-                <w:u w:val="none"/>
-              </w:rPr>
-              <w:t>U40106DL2020PTC361711</w:t>
-            </w:r>
-          </w:p>
-        </w:tc>
-        <w:tc>
-          <w:tcPr>
-            <w:tcW w:type="dxa" w:w="4252"/>
-            <w:shd w:val="clear" w:color="auto" w:fill="FFFFFF"/>
-            <w:tcBorders>
-              <w:top w:val="single" w:sz="4" w:space="0" w:color="000000"/>
-              <w:left w:val="single" w:sz="4" w:space="0" w:color="000000"/>
-              <w:bottom w:val="single" w:sz="4" w:space="0" w:color="000000"/>
-              <w:right w:val="single" w:sz="4" w:space="0" w:color="000000"/>
-            </w:tcBorders>
-            <w:vAlign w:val="center"/>
-          </w:tcPr>
-          <w:p>
-            <w:pPr>
-              <w:spacing w:before="40" w:after="40"/>
-              <w:jc w:val="left"/>
-            </w:pPr>
-            <w:r>
-              <w:rPr>
-                <w:rFonts w:ascii="Adani" w:hAnsi="Adani"/>
-                <w:b w:val="0"/>
-                <w:sz w:val="18"/>
-                <w:u w:val="none"/>
-              </w:rPr>
-              <w:t>ADANI RENEWABLE ENERGY TWENTY EIGHT PRIVATE LIMITED</w:t>
             </w:r>
           </w:p>
         </w:tc>
